--- a/data/outputs/v2/Physics/SS1.1_Pressure/Physics_Pressure_SummaryTable.docx
+++ b/data/outputs/v2/Physics/SS1.1_Pressure/Physics_Pressure_SummaryTable.docx
@@ -38,6 +38,177 @@
           <w:szCs w:val="22"/>
         </w:rPr>
         <w:t xml:space="preserve">Sub-Strand 1.1: Pressure — Teacher Reference (Pre-filled)</w:t>
+      </w:r>
+    </w:p>
+    <w:p>
+      <w:pPr>
+        <w:spacing w:after="80" w:before="120"/>
+      </w:pPr>
+      <w:r>
+        <w:rPr>
+          <w:rFonts w:ascii="Arial" w:cs="Arial" w:eastAsia="Arial" w:hAnsi="Arial"/>
+          <w:b/>
+          <w:bCs/>
+          <w:color w:val="1F3864"/>
+          <w:sz w:val="20"/>
+          <w:szCs w:val="20"/>
+        </w:rPr>
+        <w:t xml:space="preserve">ATTRIBUTION AND LICENSING</w:t>
+      </w:r>
+    </w:p>
+    <w:p>
+      <w:pPr>
+        <w:spacing w:after="60" w:before="0"/>
+      </w:pPr>
+      <w:r>
+        <w:rPr>
+          <w:rFonts w:ascii="Arial" w:cs="Arial" w:eastAsia="Arial" w:hAnsi="Arial"/>
+          <w:b/>
+          <w:bCs/>
+          <w:sz w:val="17"/>
+          <w:szCs w:val="17"/>
+        </w:rPr>
+        <w:t xml:space="preserve">Curriculum Alignment: </w:t>
+      </w:r>
+      <w:r>
+        <w:rPr>
+          <w:rFonts w:ascii="Arial" w:cs="Arial" w:eastAsia="Arial" w:hAnsi="Arial"/>
+          <w:sz w:val="17"/>
+          <w:szCs w:val="17"/>
+        </w:rPr>
+        <w:t xml:space="preserve">Structured in pedagogical alignment with the competence-based curriculum format and learning outcomes established by the Kenya Institute of Curriculum Development (KICD). This material is independently developed and is not officially endorsed or published by KICD.</w:t>
+      </w:r>
+    </w:p>
+    <w:p>
+      <w:pPr>
+        <w:spacing w:after="60" w:before="0"/>
+      </w:pPr>
+      <w:r>
+        <w:rPr>
+          <w:rFonts w:ascii="Arial" w:cs="Arial" w:eastAsia="Arial" w:hAnsi="Arial"/>
+          <w:b/>
+          <w:bCs/>
+          <w:sz w:val="17"/>
+          <w:szCs w:val="17"/>
+        </w:rPr>
+        <w:t xml:space="preserve">Content &amp; Pedagogy: </w:t>
+      </w:r>
+      <w:r>
+        <w:rPr>
+          <w:rFonts w:ascii="Arial" w:cs="Arial" w:eastAsia="Arial" w:hAnsi="Arial"/>
+          <w:sz w:val="17"/>
+          <w:szCs w:val="17"/>
+        </w:rPr>
+        <w:t xml:space="preserve">Developed and adapted by the educator team at SeaVuria (registered 501(c)(3) in the United States and registered NGO in Kenya, No. 872-850A-BF11), who designed the pedagogical framework, lesson templates and exemplar lessons on which this material is based.</w:t>
+      </w:r>
+    </w:p>
+    <w:p>
+      <w:pPr>
+        <w:spacing w:after="60" w:before="0"/>
+      </w:pPr>
+      <w:r>
+        <w:rPr>
+          <w:rFonts w:ascii="Arial" w:cs="Arial" w:eastAsia="Arial" w:hAnsi="Arial"/>
+          <w:b/>
+          <w:bCs/>
+          <w:sz w:val="17"/>
+          <w:szCs w:val="17"/>
+        </w:rPr>
+        <w:t xml:space="preserve">Production &amp; Layout: </w:t>
+      </w:r>
+      <w:r>
+        <w:rPr>
+          <w:rFonts w:ascii="Arial" w:cs="Arial" w:eastAsia="Arial" w:hAnsi="Arial"/>
+          <w:sz w:val="17"/>
+          <w:szCs w:val="17"/>
+        </w:rPr>
+        <w:t xml:space="preserve">Educational design and curriculum sequencing by SeaVuria. Technical layout, structural formatting, and digital optimization/implementation executed in partnership with ARES Education (registered 501(c)(3) in the United States and Canada (as Afretech Aid) and registered NGO in Kenya), with lesson drafting and compilation assisted by AI (Claude, Anthropic).</w:t>
+      </w:r>
+    </w:p>
+    <w:p>
+      <w:pPr>
+        <w:pBdr>
+          <w:bottom w:val="single" w:color="1F3864" w:sz="6" w:space="6"/>
+        </w:pBdr>
+        <w:spacing w:after="60" w:before="0"/>
+      </w:pPr>
+      <w:r>
+        <w:rPr>
+          <w:rFonts w:ascii="Arial" w:cs="Arial" w:eastAsia="Arial" w:hAnsi="Arial"/>
+          <w:b/>
+          <w:bCs/>
+          <w:sz w:val="17"/>
+          <w:szCs w:val="17"/>
+        </w:rPr>
+        <w:t xml:space="preserve">Licensing &amp; Copyright: </w:t>
+      </w:r>
+      <w:r>
+        <w:rPr>
+          <w:rFonts w:ascii="Arial" w:cs="Arial" w:eastAsia="Arial" w:hAnsi="Arial"/>
+          <w:sz w:val="17"/>
+          <w:szCs w:val="17"/>
+        </w:rPr>
+        <w:t xml:space="preserve">© 2026 SeaVuria and ARES. This work is licensed under a </w:t>
+      </w:r>
+      <w:hyperlink w:history="1" r:id="rIdcblt9c1mrufr6jusevqlt">
+        <w:r>
+          <w:rPr>
+            <w:rFonts w:ascii="Arial" w:cs="Arial" w:eastAsia="Arial" w:hAnsi="Arial"/>
+            <w:color w:val="1F6B75"/>
+            <w:sz w:val="17"/>
+            <w:szCs w:val="17"/>
+            <w:u w:val="single" w:color="1F6B75"/>
+          </w:rPr>
+          <w:t xml:space="preserve">Creative Commons Attribution-NonCommercial 4.0 International License</w:t>
+        </w:r>
+      </w:hyperlink>
+      <w:r>
+        <w:rPr>
+          <w:rFonts w:ascii="Arial" w:cs="Arial" w:eastAsia="Arial" w:hAnsi="Arial"/>
+          <w:sz w:val="17"/>
+          <w:szCs w:val="17"/>
+        </w:rPr>
+        <w:t xml:space="preserve"> (</w:t>
+      </w:r>
+      <w:hyperlink w:history="1" r:id="rId55-qbjjutlrhiuslswwxg">
+        <w:r>
+          <w:rPr>
+            <w:rFonts w:ascii="Arial" w:cs="Arial" w:eastAsia="Arial" w:hAnsi="Arial"/>
+            <w:color w:val="1F6B75"/>
+            <w:sz w:val="17"/>
+            <w:szCs w:val="17"/>
+            <w:u w:val="single" w:color="1F6B75"/>
+          </w:rPr>
+          <w:t xml:space="preserve">CC BY-NC 4.0</w:t>
+        </w:r>
+      </w:hyperlink>
+      <w:r>
+        <w:rPr>
+          <w:rFonts w:ascii="Arial" w:cs="Arial" w:eastAsia="Arial" w:hAnsi="Arial"/>
+          <w:sz w:val="17"/>
+          <w:szCs w:val="17"/>
+        </w:rPr>
+        <w:t xml:space="preserve">). To view a copy of this license, visit </w:t>
+      </w:r>
+      <w:hyperlink w:history="1" r:id="rIdxptuotdyavy7xeufnrjyn">
+        <w:r>
+          <w:rPr>
+            <w:rFonts w:ascii="Arial" w:cs="Arial" w:eastAsia="Arial" w:hAnsi="Arial"/>
+            <w:color w:val="1F6B75"/>
+            <w:sz w:val="17"/>
+            <w:szCs w:val="17"/>
+            <w:u w:val="single" w:color="1F6B75"/>
+          </w:rPr>
+          <w:t xml:space="preserve">https://creativecommons.org/licenses/by-nc/4.0/</w:t>
+        </w:r>
+      </w:hyperlink>
+      <w:r>
+        <w:rPr>
+          <w:rFonts w:ascii="Arial" w:cs="Arial" w:eastAsia="Arial" w:hAnsi="Arial"/>
+          <w:sz w:val="17"/>
+          <w:szCs w:val="17"/>
+        </w:rPr>
+        <w:t xml:space="preserve">. You are free to copy, redistribute, and adapt this material in any medium or format, provided appropriate credit is given and the material is not used for commercial purposes. KICD learning outcomes and curriculum designations reproduced here for alignment purposes remain the property of KICD and are not covered by this license. Linked external resources (e.g. CK-12, Khan Academy, PhET) are subject to their own licenses.</w:t>
       </w:r>
     </w:p>
     <w:p>

--- a/data/outputs/v2/Physics/SS1.1_Pressure/Physics_Pressure_SummaryTable.docx
+++ b/data/outputs/v2/Physics/SS1.1_Pressure/Physics_Pressure_SummaryTable.docx
@@ -150,7 +150,7 @@
         </w:rPr>
         <w:t xml:space="preserve">© 2026 SeaVuria and ARES. This work is licensed under a </w:t>
       </w:r>
-      <w:hyperlink w:history="1" r:id="rIdcblt9c1mrufr6jusevqlt">
+      <w:hyperlink w:history="1" r:id="rIddtaben2m8eh8a4n09qamu">
         <w:r>
           <w:rPr>
             <w:rFonts w:ascii="Arial" w:cs="Arial" w:eastAsia="Arial" w:hAnsi="Arial"/>
@@ -170,7 +170,7 @@
         </w:rPr>
         <w:t xml:space="preserve"> (</w:t>
       </w:r>
-      <w:hyperlink w:history="1" r:id="rId55-qbjjutlrhiuslswwxg">
+      <w:hyperlink w:history="1" r:id="rIdos-xf4ggmnezf7kmag9im">
         <w:r>
           <w:rPr>
             <w:rFonts w:ascii="Arial" w:cs="Arial" w:eastAsia="Arial" w:hAnsi="Arial"/>
@@ -190,7 +190,7 @@
         </w:rPr>
         <w:t xml:space="preserve">). To view a copy of this license, visit </w:t>
       </w:r>
-      <w:hyperlink w:history="1" r:id="rIdxptuotdyavy7xeufnrjyn">
+      <w:hyperlink w:history="1" r:id="rIdnnzltjnvjfgxbvj2at3pc">
         <w:r>
           <w:rPr>
             <w:rFonts w:ascii="Arial" w:cs="Arial" w:eastAsia="Arial" w:hAnsi="Arial"/>

--- a/data/outputs/v2/Physics/SS1.1_Pressure/Physics_Pressure_SummaryTable.docx
+++ b/data/outputs/v2/Physics/SS1.1_Pressure/Physics_Pressure_SummaryTable.docx
@@ -38,177 +38,6 @@
           <w:szCs w:val="22"/>
         </w:rPr>
         <w:t xml:space="preserve">Sub-Strand 1.1: Pressure — Teacher Reference (Pre-filled)</w:t>
-      </w:r>
-    </w:p>
-    <w:p>
-      <w:pPr>
-        <w:spacing w:after="80" w:before="120"/>
-      </w:pPr>
-      <w:r>
-        <w:rPr>
-          <w:rFonts w:ascii="Arial" w:cs="Arial" w:eastAsia="Arial" w:hAnsi="Arial"/>
-          <w:b/>
-          <w:bCs/>
-          <w:color w:val="1F3864"/>
-          <w:sz w:val="20"/>
-          <w:szCs w:val="20"/>
-        </w:rPr>
-        <w:t xml:space="preserve">ATTRIBUTION AND LICENSING</w:t>
-      </w:r>
-    </w:p>
-    <w:p>
-      <w:pPr>
-        <w:spacing w:after="60" w:before="0"/>
-      </w:pPr>
-      <w:r>
-        <w:rPr>
-          <w:rFonts w:ascii="Arial" w:cs="Arial" w:eastAsia="Arial" w:hAnsi="Arial"/>
-          <w:b/>
-          <w:bCs/>
-          <w:sz w:val="17"/>
-          <w:szCs w:val="17"/>
-        </w:rPr>
-        <w:t xml:space="preserve">Curriculum Alignment: </w:t>
-      </w:r>
-      <w:r>
-        <w:rPr>
-          <w:rFonts w:ascii="Arial" w:cs="Arial" w:eastAsia="Arial" w:hAnsi="Arial"/>
-          <w:sz w:val="17"/>
-          <w:szCs w:val="17"/>
-        </w:rPr>
-        <w:t xml:space="preserve">Structured in pedagogical alignment with the competence-based curriculum format and learning outcomes established by the Kenya Institute of Curriculum Development (KICD). This material is independently developed and is not officially endorsed or published by KICD.</w:t>
-      </w:r>
-    </w:p>
-    <w:p>
-      <w:pPr>
-        <w:spacing w:after="60" w:before="0"/>
-      </w:pPr>
-      <w:r>
-        <w:rPr>
-          <w:rFonts w:ascii="Arial" w:cs="Arial" w:eastAsia="Arial" w:hAnsi="Arial"/>
-          <w:b/>
-          <w:bCs/>
-          <w:sz w:val="17"/>
-          <w:szCs w:val="17"/>
-        </w:rPr>
-        <w:t xml:space="preserve">Content &amp; Pedagogy: </w:t>
-      </w:r>
-      <w:r>
-        <w:rPr>
-          <w:rFonts w:ascii="Arial" w:cs="Arial" w:eastAsia="Arial" w:hAnsi="Arial"/>
-          <w:sz w:val="17"/>
-          <w:szCs w:val="17"/>
-        </w:rPr>
-        <w:t xml:space="preserve">Developed and adapted by the educator team at SeaVuria (registered 501(c)(3) in the United States and registered NGO in Kenya, No. 872-850A-BF11), who designed the pedagogical framework, lesson templates and exemplar lessons on which this material is based.</w:t>
-      </w:r>
-    </w:p>
-    <w:p>
-      <w:pPr>
-        <w:spacing w:after="60" w:before="0"/>
-      </w:pPr>
-      <w:r>
-        <w:rPr>
-          <w:rFonts w:ascii="Arial" w:cs="Arial" w:eastAsia="Arial" w:hAnsi="Arial"/>
-          <w:b/>
-          <w:bCs/>
-          <w:sz w:val="17"/>
-          <w:szCs w:val="17"/>
-        </w:rPr>
-        <w:t xml:space="preserve">Production &amp; Layout: </w:t>
-      </w:r>
-      <w:r>
-        <w:rPr>
-          <w:rFonts w:ascii="Arial" w:cs="Arial" w:eastAsia="Arial" w:hAnsi="Arial"/>
-          <w:sz w:val="17"/>
-          <w:szCs w:val="17"/>
-        </w:rPr>
-        <w:t xml:space="preserve">Educational design and curriculum sequencing by SeaVuria. Technical layout, structural formatting, and digital optimization/implementation executed in partnership with ARES Education (registered 501(c)(3) in the United States and Canada (as Afretech Aid) and registered NGO in Kenya), with lesson drafting and compilation assisted by AI (Claude, Anthropic).</w:t>
-      </w:r>
-    </w:p>
-    <w:p>
-      <w:pPr>
-        <w:pBdr>
-          <w:bottom w:val="single" w:color="1F3864" w:sz="6" w:space="6"/>
-        </w:pBdr>
-        <w:spacing w:after="60" w:before="0"/>
-      </w:pPr>
-      <w:r>
-        <w:rPr>
-          <w:rFonts w:ascii="Arial" w:cs="Arial" w:eastAsia="Arial" w:hAnsi="Arial"/>
-          <w:b/>
-          <w:bCs/>
-          <w:sz w:val="17"/>
-          <w:szCs w:val="17"/>
-        </w:rPr>
-        <w:t xml:space="preserve">Licensing &amp; Copyright: </w:t>
-      </w:r>
-      <w:r>
-        <w:rPr>
-          <w:rFonts w:ascii="Arial" w:cs="Arial" w:eastAsia="Arial" w:hAnsi="Arial"/>
-          <w:sz w:val="17"/>
-          <w:szCs w:val="17"/>
-        </w:rPr>
-        <w:t xml:space="preserve">© 2026 SeaVuria and ARES. This work is licensed under a </w:t>
-      </w:r>
-      <w:hyperlink w:history="1" r:id="rIddtaben2m8eh8a4n09qamu">
-        <w:r>
-          <w:rPr>
-            <w:rFonts w:ascii="Arial" w:cs="Arial" w:eastAsia="Arial" w:hAnsi="Arial"/>
-            <w:color w:val="1F6B75"/>
-            <w:sz w:val="17"/>
-            <w:szCs w:val="17"/>
-            <w:u w:val="single" w:color="1F6B75"/>
-          </w:rPr>
-          <w:t xml:space="preserve">Creative Commons Attribution-NonCommercial 4.0 International License</w:t>
-        </w:r>
-      </w:hyperlink>
-      <w:r>
-        <w:rPr>
-          <w:rFonts w:ascii="Arial" w:cs="Arial" w:eastAsia="Arial" w:hAnsi="Arial"/>
-          <w:sz w:val="17"/>
-          <w:szCs w:val="17"/>
-        </w:rPr>
-        <w:t xml:space="preserve"> (</w:t>
-      </w:r>
-      <w:hyperlink w:history="1" r:id="rIdos-xf4ggmnezf7kmag9im">
-        <w:r>
-          <w:rPr>
-            <w:rFonts w:ascii="Arial" w:cs="Arial" w:eastAsia="Arial" w:hAnsi="Arial"/>
-            <w:color w:val="1F6B75"/>
-            <w:sz w:val="17"/>
-            <w:szCs w:val="17"/>
-            <w:u w:val="single" w:color="1F6B75"/>
-          </w:rPr>
-          <w:t xml:space="preserve">CC BY-NC 4.0</w:t>
-        </w:r>
-      </w:hyperlink>
-      <w:r>
-        <w:rPr>
-          <w:rFonts w:ascii="Arial" w:cs="Arial" w:eastAsia="Arial" w:hAnsi="Arial"/>
-          <w:sz w:val="17"/>
-          <w:szCs w:val="17"/>
-        </w:rPr>
-        <w:t xml:space="preserve">). To view a copy of this license, visit </w:t>
-      </w:r>
-      <w:hyperlink w:history="1" r:id="rIdnnzltjnvjfgxbvj2at3pc">
-        <w:r>
-          <w:rPr>
-            <w:rFonts w:ascii="Arial" w:cs="Arial" w:eastAsia="Arial" w:hAnsi="Arial"/>
-            <w:color w:val="1F6B75"/>
-            <w:sz w:val="17"/>
-            <w:szCs w:val="17"/>
-            <w:u w:val="single" w:color="1F6B75"/>
-          </w:rPr>
-          <w:t xml:space="preserve">https://creativecommons.org/licenses/by-nc/4.0/</w:t>
-        </w:r>
-      </w:hyperlink>
-      <w:r>
-        <w:rPr>
-          <w:rFonts w:ascii="Arial" w:cs="Arial" w:eastAsia="Arial" w:hAnsi="Arial"/>
-          <w:sz w:val="17"/>
-          <w:szCs w:val="17"/>
-        </w:rPr>
-        <w:t xml:space="preserve">. You are free to copy, redistribute, and adapt this material in any medium or format, provided appropriate credit is given and the material is not used for commercial purposes. KICD learning outcomes and curriculum designations reproduced here for alignment purposes remain the property of KICD and are not covered by this license. Linked external resources (e.g. CK-12, Khan Academy, PhET) are subject to their own licenses.</w:t>
       </w:r>
     </w:p>
     <w:p>
@@ -1997,6 +1826,185 @@
         </w:tc>
       </w:tr>
     </w:tbl>
+    <w:p>
+      <w:pPr>
+        <w:spacing w:after="120"/>
+      </w:pPr>
+      <w:r>
+        <w:t xml:space="preserve"/>
+      </w:r>
+    </w:p>
+    <w:p>
+      <w:pPr>
+        <w:spacing w:after="80" w:before="120"/>
+      </w:pPr>
+      <w:r>
+        <w:rPr>
+          <w:rFonts w:ascii="Arial" w:cs="Arial" w:eastAsia="Arial" w:hAnsi="Arial"/>
+          <w:b/>
+          <w:bCs/>
+          <w:color w:val="1F3864"/>
+          <w:sz w:val="20"/>
+          <w:szCs w:val="20"/>
+        </w:rPr>
+        <w:t xml:space="preserve">ATTRIBUTION AND LICENSING</w:t>
+      </w:r>
+    </w:p>
+    <w:p>
+      <w:pPr>
+        <w:spacing w:after="60" w:before="0"/>
+      </w:pPr>
+      <w:r>
+        <w:rPr>
+          <w:rFonts w:ascii="Arial" w:cs="Arial" w:eastAsia="Arial" w:hAnsi="Arial"/>
+          <w:b/>
+          <w:bCs/>
+          <w:sz w:val="17"/>
+          <w:szCs w:val="17"/>
+        </w:rPr>
+        <w:t xml:space="preserve">Curriculum Alignment: </w:t>
+      </w:r>
+      <w:r>
+        <w:rPr>
+          <w:rFonts w:ascii="Arial" w:cs="Arial" w:eastAsia="Arial" w:hAnsi="Arial"/>
+          <w:sz w:val="17"/>
+          <w:szCs w:val="17"/>
+        </w:rPr>
+        <w:t xml:space="preserve">Structured in pedagogical alignment with the competence-based curriculum format and learning outcomes established by the Kenya Institute of Curriculum Development (KICD). This material is independently developed and is not officially endorsed or published by KICD.</w:t>
+      </w:r>
+    </w:p>
+    <w:p>
+      <w:pPr>
+        <w:spacing w:after="60" w:before="0"/>
+      </w:pPr>
+      <w:r>
+        <w:rPr>
+          <w:rFonts w:ascii="Arial" w:cs="Arial" w:eastAsia="Arial" w:hAnsi="Arial"/>
+          <w:b/>
+          <w:bCs/>
+          <w:sz w:val="17"/>
+          <w:szCs w:val="17"/>
+        </w:rPr>
+        <w:t xml:space="preserve">Content &amp; Pedagogy: </w:t>
+      </w:r>
+      <w:r>
+        <w:rPr>
+          <w:rFonts w:ascii="Arial" w:cs="Arial" w:eastAsia="Arial" w:hAnsi="Arial"/>
+          <w:sz w:val="17"/>
+          <w:szCs w:val="17"/>
+        </w:rPr>
+        <w:t xml:space="preserve">Developed and adapted by the educator team at SeaVuria (registered 501(c)(3) in the United States and registered NGO in Kenya, No. 872-850A-BF11), who designed the pedagogical framework, lesson templates and exemplar lessons on which this material is based.</w:t>
+      </w:r>
+    </w:p>
+    <w:p>
+      <w:pPr>
+        <w:spacing w:after="60" w:before="0"/>
+      </w:pPr>
+      <w:r>
+        <w:rPr>
+          <w:rFonts w:ascii="Arial" w:cs="Arial" w:eastAsia="Arial" w:hAnsi="Arial"/>
+          <w:b/>
+          <w:bCs/>
+          <w:sz w:val="17"/>
+          <w:szCs w:val="17"/>
+        </w:rPr>
+        <w:t xml:space="preserve">Production &amp; Layout: </w:t>
+      </w:r>
+      <w:r>
+        <w:rPr>
+          <w:rFonts w:ascii="Arial" w:cs="Arial" w:eastAsia="Arial" w:hAnsi="Arial"/>
+          <w:sz w:val="17"/>
+          <w:szCs w:val="17"/>
+        </w:rPr>
+        <w:t xml:space="preserve">Educational design and curriculum sequencing by SeaVuria. Technical layout, structural formatting, and digital optimization/implementation executed in partnership with ARES Education (registered 501(c)(3) in the United States and Canada (as Afretech Aid) and registered NGO in Kenya), with lesson drafting and compilation assisted by AI (Claude, Anthropic).</w:t>
+      </w:r>
+    </w:p>
+    <w:p>
+      <w:pPr>
+        <w:pBdr>
+          <w:bottom w:val="single" w:color="1F3864" w:sz="6" w:space="6"/>
+        </w:pBdr>
+        <w:spacing w:after="60" w:before="0"/>
+      </w:pPr>
+      <w:r>
+        <w:rPr>
+          <w:rFonts w:ascii="Arial" w:cs="Arial" w:eastAsia="Arial" w:hAnsi="Arial"/>
+          <w:b/>
+          <w:bCs/>
+          <w:sz w:val="17"/>
+          <w:szCs w:val="17"/>
+        </w:rPr>
+        <w:t xml:space="preserve">Licensing &amp; Copyright: </w:t>
+      </w:r>
+      <w:r>
+        <w:rPr>
+          <w:rFonts w:ascii="Arial" w:cs="Arial" w:eastAsia="Arial" w:hAnsi="Arial"/>
+          <w:sz w:val="17"/>
+          <w:szCs w:val="17"/>
+        </w:rPr>
+        <w:t xml:space="preserve">© 2026 SeaVuria and ARES. This work is licensed under a </w:t>
+      </w:r>
+      <w:hyperlink w:history="1" r:id="rIdbdbujwr7eg1wafq4ddas5">
+        <w:r>
+          <w:rPr>
+            <w:rFonts w:ascii="Arial" w:cs="Arial" w:eastAsia="Arial" w:hAnsi="Arial"/>
+            <w:color w:val="1F6B75"/>
+            <w:sz w:val="17"/>
+            <w:szCs w:val="17"/>
+            <w:u w:val="single" w:color="1F6B75"/>
+          </w:rPr>
+          <w:t xml:space="preserve">Creative Commons Attribution-NonCommercial 4.0 International License</w:t>
+        </w:r>
+      </w:hyperlink>
+      <w:r>
+        <w:rPr>
+          <w:rFonts w:ascii="Arial" w:cs="Arial" w:eastAsia="Arial" w:hAnsi="Arial"/>
+          <w:sz w:val="17"/>
+          <w:szCs w:val="17"/>
+        </w:rPr>
+        <w:t xml:space="preserve"> (</w:t>
+      </w:r>
+      <w:hyperlink w:history="1" r:id="rId4seikeu9ryxfldcrdpumw">
+        <w:r>
+          <w:rPr>
+            <w:rFonts w:ascii="Arial" w:cs="Arial" w:eastAsia="Arial" w:hAnsi="Arial"/>
+            <w:color w:val="1F6B75"/>
+            <w:sz w:val="17"/>
+            <w:szCs w:val="17"/>
+            <w:u w:val="single" w:color="1F6B75"/>
+          </w:rPr>
+          <w:t xml:space="preserve">CC BY-NC 4.0</w:t>
+        </w:r>
+      </w:hyperlink>
+      <w:r>
+        <w:rPr>
+          <w:rFonts w:ascii="Arial" w:cs="Arial" w:eastAsia="Arial" w:hAnsi="Arial"/>
+          <w:sz w:val="17"/>
+          <w:szCs w:val="17"/>
+        </w:rPr>
+        <w:t xml:space="preserve">). To view a copy of this license, visit </w:t>
+      </w:r>
+      <w:hyperlink w:history="1" r:id="rId5zoz_pbqsh4dr6csojolg">
+        <w:r>
+          <w:rPr>
+            <w:rFonts w:ascii="Arial" w:cs="Arial" w:eastAsia="Arial" w:hAnsi="Arial"/>
+            <w:color w:val="1F6B75"/>
+            <w:sz w:val="17"/>
+            <w:szCs w:val="17"/>
+            <w:u w:val="single" w:color="1F6B75"/>
+          </w:rPr>
+          <w:t xml:space="preserve">https://creativecommons.org/licenses/by-nc/4.0/</w:t>
+        </w:r>
+      </w:hyperlink>
+      <w:r>
+        <w:rPr>
+          <w:rFonts w:ascii="Arial" w:cs="Arial" w:eastAsia="Arial" w:hAnsi="Arial"/>
+          <w:sz w:val="17"/>
+          <w:szCs w:val="17"/>
+        </w:rPr>
+        <w:t xml:space="preserve">. You are free to copy, redistribute, and adapt this material in any medium or format, provided appropriate credit is given and the material is not used for commercial purposes. KICD learning outcomes and curriculum designations reproduced here for alignment purposes remain the property of KICD and are not covered by this license. Linked external resources (e.g. CK-12, Khan Academy, PhET) are subject to their own licenses.</w:t>
+      </w:r>
+    </w:p>
     <w:sectPr>
       <w:pgSz w:w="15840" w:h="12240" w:orient="landscape"/>
       <w:pgMar w:top="1080" w:right="1080" w:bottom="1080" w:left="1080" w:header="708" w:footer="708" w:gutter="0"/>

--- a/data/outputs/v2/Physics/SS1.1_Pressure/Physics_Pressure_SummaryTable.docx
+++ b/data/outputs/v2/Physics/SS1.1_Pressure/Physics_Pressure_SummaryTable.docx
@@ -564,7 +564,7 @@
                 <w:sz w:val="18"/>
                 <w:szCs w:val="18"/>
               </w:rPr>
-              <w:t xml:space="preserve">Students observed a sealed jerrycan (or plastic bottle) being crushed inward after hot water was swirled inside and the cap was tightly closed. The visible, dramatic collapse of the container with no external force applied served as the anchoring phenomenon. Teacher note: Ensure all students can see the deformation clearly — consider repeating the demo or circulating the crushed can. Cold-call at least 4 students for initial predictions before revealing any explanation.</w:t>
+              <w:t xml:space="preserve">A sealed, empty 20-litre plastic jerrycan slowly crumpled and collapsed inward on all sides after a small amount of air was removed from inside it — even though no one was touching it. When the cap was reopened, air rushed back in and the jerrycan partially recovered its shape.</w:t>
             </w:r>
           </w:p>
         </w:tc>
@@ -596,7 +596,7 @@
                 <w:sz w:val="18"/>
                 <w:szCs w:val="18"/>
               </w:rPr>
-              <w:t xml:space="preserve">The atmosphere exerts a real, measurable force — called atmospheric pressure — that pushes inward on all surfaces from every direction. When the air pressure inside the jerrycan dropped (as steam condensed and cooled), the unbalanced external atmospheric pressure (~101.3 kPa) crushed the can inward. Teacher note: Emphasise that this is not 'suction' pulling the can in — it is the outside air PUSHING in. This misconception correction is critical and will resurface in Lessons 4 and 6.</w:t>
+              <w:t xml:space="preserve">The air around us exerts a real force — called atmospheric pressure — pressing inward on all surfaces from every direction. When the air pressure inside the jerrycan was reduced, the greater atmospheric pressure outside was no longer balanced, and the net inward force crushed the jerrycan. Pressure is force acting per unit area.</w:t>
             </w:r>
           </w:p>
         </w:tc>
@@ -628,7 +628,7 @@
                 <w:sz w:val="18"/>
                 <w:szCs w:val="18"/>
               </w:rPr>
-              <w:t xml:space="preserve">Students began constructing an initial model linking air pressure, force, and area. They recorded on the Driving Question Board (DQB) their best current explanation for the jerrycan crush and flagged questions they cannot yet answer (e.g., 'Why doesn't the air crush us too?', 'Does water also push like this?'). Teacher note: Do NOT resolve DQB questions yet — preserving productive uncertainty is pedagogically essential here. The crushed jerrycan should be displayed in the classroom throughout the unit as a visual anchor.</w:t>
+              <w:t xml:space="preserve">The jerrycan crushed itself because removing air from inside created a pressure difference: the atmospheric pressure pushing inward from outside was greater than the reduced air pressure pushing outward from inside. The unbalanced net force pushed the flexible plastic walls inward. The same air pressure acts on our bodies, but our bodies are filled with fluids and tissues that push back equally — so we do not crush.</w:t>
             </w:r>
           </w:p>
         </w:tc>
@@ -713,7 +713,7 @@
                 <w:sz w:val="18"/>
                 <w:szCs w:val="18"/>
               </w:rPr>
-              <w:t xml:space="preserve">Students compared the impressions made in soft ground (or a foam pad) by a flat shoe vs. a pointed heel carrying the same weight, and by an elephant's foot vs. a nail. They also investigated how a sharp panga cuts more easily than a blunt one despite the same applied force. Kenya context: Reference how Maasai warriors' sandals distribute weight across sand differently from pointed heels at a Nairobi office. Teacher note: If foam pads are unavailable, use diagrams or a simple pressure-on-sand demonstration outdoors.</w:t>
+              <w:t xml:space="preserve">Students observed the collapsed jerrycan (phenomenon revisit), felt the difference between a flat book and a pencil tip pressed with equal force, and collected shoe-sole area and body-weight data to calculate pressure in Pascals across different shoe types.</w:t>
             </w:r>
           </w:p>
         </w:tc>
@@ -745,7 +745,7 @@
                 <w:sz w:val="18"/>
                 <w:szCs w:val="18"/>
               </w:rPr>
-              <w:t xml:space="preserve">Pressure is defined as force per unit area: P = F/A, measured in Pascals (Pa = N/m²). The same force produces HIGHER pressure when applied over a smaller area, and LOWER pressure when spread over a larger area. Students practised calculating pressure using sample values (e.g., a 60 kg student standing on one foot on a shoe sole of area 0.02 m²). Teacher note: Verify students correctly convert units (kg → N using W = mg, g = 10 N/kg). A common error is using mass instead of weight in the formula — address explicitly.</w:t>
+              <w:t xml:space="preserve">Pressure is defined as force per unit area (P = F/A) and is measured in Pascals (Pa = N/m²). The same force produces higher pressure when applied over a smaller area. Atmospheric pressure acts inward on all faces of the jerrycan; when the inside air pressure was reduced, the forces became unbalanced and the jerrycan collapsed.</w:t>
             </w:r>
           </w:p>
         </w:tc>
@@ -777,7 +777,7 @@
                 <w:sz w:val="18"/>
                 <w:szCs w:val="18"/>
               </w:rPr>
-              <w:t xml:space="preserve">Students revisited the jerrycan phenomenon: the atmosphere exerts ~101,300 N on every square metre of surface. They calculated the total force on one face of the jerrycan, making the 'invisible push' quantitatively real. DQB update: Students added new evidence to their board — the jerrycan crushed because the FORCE PER UNIT AREA outside was greater than inside. Teacher note: Prompt students to revise their initial models to include the P = F/A relationship and directional arrows showing inward atmospheric force.</w:t>
+              <w:t xml:space="preserve">Students explained — using labelled force diagrams and the sentence frame — that the full jerrycan remained intact because inside and outside air pressure were balanced (net force = zero on each face), but removing air from inside reduced the outward push, leaving the larger atmospheric pressure outside to crush the walls inward. This explanation is partial: Lesson 4 will quantify exactly how large atmospheric pressure is and why our bodies are not similarly crushed.</w:t>
             </w:r>
           </w:p>
         </w:tc>
@@ -830,7 +830,7 @@
                 <w:sz w:val="18"/>
                 <w:szCs w:val="18"/>
               </w:rPr>
-              <w:t xml:space="preserve">Pressure in Gases: Particle Model and Boyle's Law</w:t>
+              <w:t xml:space="preserve">Going Deeper: Factors Affecting Pressure in Liquids</w:t>
             </w:r>
           </w:p>
         </w:tc>
@@ -862,7 +862,7 @@
                 <w:sz w:val="18"/>
                 <w:szCs w:val="18"/>
               </w:rPr>
-              <w:t xml:space="preserve">Students observed a syringe with the nozzle blocked: pushing the plunger in compresses the trapped air, and releasing it causes the plunger to spring back. They also observed a balloon being taken to high altitude (via video or diagram) expanding as external pressure drops. Kenya context: Reference how sealed food packaging puffs up when transported from Nairobi (1,680 m) to high-altitude Kericho or the Aberdares. Teacher note: Allow 3–4 student volunteers to feel the resistance when compressing the syringe — tactile experience reinforces the particle model.</w:t>
+              <w:t xml:space="preserve">Water jets from holes at different depths in a plastic bottle: the deeper the hole, the farther the jet traveled. The jet from a salt-water bottle at the same depth traveled farther than the jet from a fresh-water bottle.</w:t>
             </w:r>
           </w:p>
         </w:tc>
@@ -894,7 +894,7 @@
                 <w:sz w:val="18"/>
                 <w:szCs w:val="18"/>
               </w:rPr>
-              <w:t xml:space="preserve">Gas pressure arises from collisions of gas particles with container walls. Compressing a gas into a smaller volume increases the frequency of particle collisions, raising pressure. At constant temperature, pressure and volume are inversely related (Boyle's Law: P₁V₁ = P₂V₂). Students practised Boyle's Law calculations. Teacher note: Ensure students connect the PARTICLE MODEL to the macroscopic behaviour — this underpins the explanation of the jerrycan collapse (fewer particles inside → fewer wall collisions → lower pressure).</w:t>
+              <w:t xml:space="preserve">Pressure in a liquid depends on three factors: depth (h), density of the liquid (rho), and gravitational field strength (g). Pressure increases as depth increases and as density increases.</w:t>
             </w:r>
           </w:p>
         </w:tc>
@@ -926,7 +926,7 @@
                 <w:sz w:val="18"/>
                 <w:szCs w:val="18"/>
               </w:rPr>
-              <w:t xml:space="preserve">Students updated their jerrycan model: as steam condensed, the number of gas particles inside decreased, reducing particle-wall collisions and therefore internal pressure. The external atmospheric pressure remained ~101.3 kPa, creating a net inward force that crushed the can. DQB update: Students can now answer 'Why did the inside pressure drop?' — add this resolution to the board. Teacher note: Highlight that Boyle's Law applies only at constant temperature; the cooling of the jerrycan is a temperature change, making this a more complex real-world scenario — acknowledge this honestly.</w:t>
+              <w:t xml:space="preserve">At greater depth in a liquid, there is more liquid above that point pressing down, so the pressure is higher. Denser liquids have more mass per unit volume, so they exert more pressure at the same depth. This explains why water at the base of a dam wall pushes much harder on the wall than water near the surface, and it begins to explain why the jerrycan walls experienced large inward forces when the inside air was removed.</w:t>
             </w:r>
           </w:p>
         </w:tc>
@@ -1011,7 +1011,7 @@
                 <w:sz w:val="18"/>
                 <w:szCs w:val="18"/>
               </w:rPr>
-              <w:t xml:space="preserve">Students observed the classic 'water-in-inverted-glass' demonstration (a card holds water in an upside-down glass) and a rubber suction cup sticking to a smooth surface. They also examined a diagram of a mercury barometer and discussed how weather stations in Nairobi and Mombasa measure atmospheric pressure. Teacher note: Perform the inverted glass demo TWICE — once asking students to predict, then revealing. Cold-call at least 5 students for predictions. Ensure the Mombasa vs. Nairobi pressure comparison is discussed (Mombasa, at sea level, has higher atmospheric pressure than Nairobi at 1,680 m).</w:t>
+              <w:t xml:space="preserve">Students observed a metal tin implode dramatically when sealed after steam was generated inside and then cooled rapidly in cold water — a controlled replay of the jerrycan phenomenon. They also watched the Magdeburg Hemispheres video showing teams of horses unable to separate two hemispheres held together solely by atmospheric pressure, and annotated a mercury barometer diagram showing how ~760 mm of mercury is supported by atmospheric pressure alone.</w:t>
             </w:r>
           </w:p>
         </w:tc>
@@ -1043,7 +1043,7 @@
                 <w:sz w:val="18"/>
                 <w:szCs w:val="18"/>
               </w:rPr>
-              <w:t xml:space="preserve">The atmosphere is a fluid with weight; this weight creates a pressure of approximately 101.3 kPa acting in ALL directions simultaneously — upward, downward, and sideways. Atmospheric pressure decreases with altitude because there is less air above. Students used the relationship P = F/A to calculate the force the atmosphere exerts on everyday objects (a human body, a school desk, a jerrycan). Teacher note: Stress the 'all directions' concept — students commonly assume pressure only acts downward. The inverted glass demo is the key evidence for UPWARD atmospheric pressure.</w:t>
+              <w:t xml:space="preserve">Students learned that the atmosphere is a fluid with weight, and that this weight creates a pressure of approximately 101.3 kPa acting in ALL directions on every surface it contacts. When the air inside a container is removed, the internal pressure drops, the external atmospheric pressure is no longer balanced, and the container is crushed inward. This is exactly what happened to the jerrycan: it was not weak — the atmosphere is simply enormously powerful, and balance is what kept the jerrycan intact.</w:t>
             </w:r>
           </w:p>
         </w:tc>
@@ -1075,7 +1075,7 @@
                 <w:sz w:val="18"/>
                 <w:szCs w:val="18"/>
               </w:rPr>
-              <w:t xml:space="preserve">Students revisited and refined their jerrycan model to explicitly show atmospheric pressure arrows acting inward from ALL sides — not just from the top. DQB update: The question 'Why doesn't the air crush us too?' can now be partially answered — our bodies have internal pressure (blood, fluids, and air in lungs) that balances the external atmospheric pressure. Teacher note: This is a major conceptual milestone. Celebrate it explicitly. Prompt students to consider: 'What would happen to your body at very high altitude or deep underwater?' (previewing Lesson 6).</w:t>
+              <w:t xml:space="preserve">Students explained the jerrycan collapse using the pressure imbalance model: P_outside (atmospheric) = P_inside (air) in the intact jerrycan, creating equilibrium; when internal air was removed, P_outside &gt; P_inside, and the net inward force from the atmosphere overwhelmed the structural strength of the plastic, causing implosion. Students represented this explanation in their ERC organisers, pressure-balance diagrams, and cumulative jerrycan models with labelled arrows.</w:t>
             </w:r>
           </w:p>
         </w:tc>
@@ -1160,7 +1160,7 @@
                 <w:sz w:val="18"/>
                 <w:szCs w:val="18"/>
               </w:rPr>
-              <w:t xml:space="preserve">Students observed a sealed bag of water being squeezed — water squirts equally from all holes punched around it. They also watched a video or diagram of a hydraulic car jack being used at a Nairobi garage to lift a matatu. A hands-on activity used two syringes of different sizes connected by a tube filled with water — pushing on the small syringe moved the large syringe's plunger with greater force. Teacher note: The two-syringe activity is high-impact — ensure every group completes it. Ask: 'Where have you seen a small force create a big force in Kenya?' (jikos, brakes, dental chairs).</w:t>
+              <w:t xml:space="preserve">Learners pushed a small syringe connected by a water-filled tube to a large syringe and observed the large plunger produce a greater force than the input force. They also watched a hydraulic car-lift at a jua kali garage in Nairobi raise a full Toyota Noah vehicle using a small pump. They recorded that removing air bubbles from the syringe system was essential for reliable pressure transmission.</w:t>
             </w:r>
           </w:p>
         </w:tc>
@@ -1192,7 +1192,7 @@
                 <w:sz w:val="18"/>
                 <w:szCs w:val="18"/>
               </w:rPr>
-              <w:t xml:space="preserve">Pressure applied to an enclosed (confined) fluid is transmitted equally and undiminished in ALL directions throughout the fluid — this is Pascal's Principle. In a hydraulic system, F₁/A₁ = F₂/A₂, which allows a small input force on a small piston to generate a large output force on a large piston. Students derived and practised the hydraulic force formula. Teacher note: Emphasise the trade-off — a hydraulic system multiplies FORCE but not energy. The large piston moves a smaller distance than the small piston. This energy conservation point prevents a common misconception about 'getting something for nothing.'</w:t>
+              <w:t xml:space="preserve">Learners learned that pressure applied to an enclosed fluid is transmitted equally and undiminished in all directions (Pascal's Principle). They derived and applied the equation F₁/A₁ = F₂/A₂ to show that a small force on a small piston creates the same pressure as a large force on a large piston. They connected this to real Kenyan hydraulic machines: sugarcane presses in Mumias, matatu brake systems, and hydraulic lifts in Nairobi garages.</w:t>
             </w:r>
           </w:p>
         </w:tc>
@@ -1224,7 +1224,7 @@
                 <w:sz w:val="18"/>
                 <w:szCs w:val="18"/>
               </w:rPr>
-              <w:t xml:space="preserve">Students connected Pascal's Principle back to the jerrycan: when the internal pressure changed, it changed uniformly throughout the enclosed gas inside the can, causing uniform inward deformation. DQB update: Students added 'Pascal's Principle' as a new tool on the board — now they can explain hydraulic brakes in matatus and buses. Teacher note: Prompt model revision to include fluid transmission arrows. Ask students: 'How does a bus driver in Mombasa stop a 10-tonne vehicle with gentle foot pressure?' — this motivates the next lesson's deeper hydraulic analysis.</w:t>
+              <w:t xml:space="preserve">Learners explained that the same pressure-transmission principle that allowed the atmosphere to crush the jerrycan (uncontrolled pressure difference) is deliberately harnessed in hydraulic machines (controlled pressure difference). The jerrycan collapsed because external atmospheric pressure exceeded internal pressure; hydraulic machines exploit the fact that pressure is equal throughout an enclosed fluid — so by choosing output piston areas much larger than input piston areas, engineers multiply force to lift heavy loads, press sugarcane, and stop matatus safely.</w:t>
             </w:r>
           </w:p>
         </w:tc>
@@ -1309,7 +1309,7 @@
                 <w:sz w:val="18"/>
                 <w:szCs w:val="18"/>
               </w:rPr>
-              <w:t xml:space="preserve">Students observed water squirting faster and farther from a hole near the BOTTOM of a water-filled container than from a hole near the top. They also examined diagrams showing how water pressure increases with depth in Lake Victoria, and how fish and divers experience increasing pressure as they descend. Kenya context: Reference how water towers in Nairobi are built tall to create sufficient pressure for household taps, and how the Gitaru Hydroelectric Power Station on the Tana River uses the pressure of deep water. Teacher note: The multi-hole water container demo is highly visual — allow students to observe and sketch the water jet trajectories before explaining why.</w:t>
+              <w:t xml:space="preserve">Water squirting from holes at different depths in a plastic bottle travelled different distances — the deepest hole shot water the farthest. Salt water jets travelled farther than fresh water jets from the same depth.</w:t>
             </w:r>
           </w:p>
         </w:tc>
@@ -1341,7 +1341,7 @@
                 <w:sz w:val="18"/>
                 <w:szCs w:val="18"/>
               </w:rPr>
-              <w:t xml:space="preserve">Liquid pressure increases with depth (h) and with the density (ρ) of the liquid, and is calculated using P = ρgh, where g = 10 N/kg. The pressure at a given depth is the same in all directions and does not depend on the shape of the container. Students calculated pressure at various depths in water (ρ = 1000 kg/m³) and compared it to pressure in a denser liquid like salt water (ρ ≈ 1025 kg/m³, relevant to the Indian Ocean at Mombasa). Teacher note: Contrast P = ρgh (liquid pressure due to depth) with P = F/A (pressure due to applied force) — students must know when to apply each formula. A worked example comparing a shallow Nairobi water tank vs. a deep Tana River dam is effective.</w:t>
+              <w:t xml:space="preserve">Liquid pressure increases with depth (h) and with the density (ρ) of the liquid, and can be calculated using P = ρgh, where g is the gravitational field strength (10 N/kg). Pressure acts in all directions at any given depth.</w:t>
             </w:r>
           </w:p>
         </w:tc>
@@ -1373,7 +1373,7 @@
                 <w:sz w:val="18"/>
                 <w:szCs w:val="18"/>
               </w:rPr>
-              <w:t xml:space="preserve">Students extended their model: liquid pressure (unlike gas pressure) is directional with depth, but still acts in all directions at any given point. They connected this to the jerrycan phenomenon by considering: if the jerrycan were filled with water and sealed, would depth pressure inside affect the outcome? DQB update: Students can now answer 'Does water push like air?' — YES, but liquid pressure increases with depth in a way gas pressure does not (under normal conditions). Teacher note: Ensure students update their models to distinguish between gas pressure (uniform throughout) and liquid pressure (increases with depth).</w:t>
+              <w:t xml:space="preserve">Liquid pressure pushes outward on container walls and is greatest at the base. The jerrycan in our phenomenon was empty and sealed, so it collapsed because air removal lowered the inside air pressure below the atmospheric pressure outside. P = ρgh gives liquid pressure, which we compare with atmospheric pressure.</w:t>
             </w:r>
           </w:p>
         </w:tc>
@@ -1458,7 +1458,7 @@
                 <w:sz w:val="18"/>
                 <w:szCs w:val="18"/>
               </w:rPr>
-              <w:t xml:space="preserve">Students examined real or pictured hydraulic systems: a matatu's hydraulic brake system, a hydraulic press at a Nairobi jua kali workshop, a dentist's adjustable chair, and agricultural hydraulic lifts used on large farms in the Rift Valley. They worked through a detailed two-syringe investigation, measuring force input and output and comparing predicted vs. actual values using F₁/A₁ = F₂/A₂. Teacher note: If real hydraulic equipment is unavailable, a high-quality video of a hydraulic crane or JCB excavator operating at a Nairobi construction site is highly effective. Cold-call students to identify the 'small piston' and 'large piston' in each real-world example.</w:t>
+              <w:t xml:space="preserve">Learners pushed a small syringe plunger connected by water-filled tubing to a large syringe and observed the large plunger rise and lift a 200 g mass — a force greater than the input force. They also watched a hydraulic car lift in a Nairobi garage operate using the same principle at industrial scale.</w:t>
             </w:r>
           </w:p>
         </w:tc>
@@ -1490,7 +1490,7 @@
                 <w:sz w:val="18"/>
                 <w:szCs w:val="18"/>
               </w:rPr>
-              <w:t xml:space="preserve">Pascal's Principle (P applied = P transmitted) enables hydraulic machines to multiply force: F₂ = F₁ × (A₂/A₁). The mechanical advantage equals the ratio of piston areas. Energy is conserved — the gain in force comes at the cost of a smaller displacement on the output side. Students solved multi-step problems involving hydraulic systems and identified hydraulic machines in Kenyan industry and medicine. Teacher note: This lesson deepens Lesson 5's introduction. Students should now solve quantitative problems independently. A common error is confusing the ratio — remind students that the LARGER piston produces the LARGER force, which corresponds to the larger area.</w:t>
+              <w:t xml:space="preserve">Pressure applied to a confined fluid is transmitted undiminished in all directions (Pascal's Principle). In a hydraulic system, F₁/A₁ = F₂/A₂, allowing a small force on a small area to produce a large force on a large area. The jerrycan collapse is different: it was caused by an uncontrolled pressure difference (P_out &gt; P_in), not by pressure transmission in an enclosed fluid.</w:t>
             </w:r>
           </w:p>
         </w:tc>
@@ -1522,7 +1522,7 @@
                 <w:sz w:val="18"/>
                 <w:szCs w:val="18"/>
               </w:rPr>
-              <w:t xml:space="preserve">Students fully articulated how a bus driver in Mombasa can stop a 15-tonne vehicle with modest foot pressure: the brake fluid transmits pressure equally to all four large wheel cylinders (Pascal's Principle), generating enormous braking force. DQB update: The question 'How does the invisible push of fluids power machines?' is now substantially answered — add hydraulic systems as a resolved entry. Teacher note: Prompt students to revise their cumulative models to include a hydraulic system diagram alongside their jerrycan and atmospheric pressure models, showing the unifying theme: FLUIDS TRANSMIT AND MULTIPLY PRESSURE.</w:t>
+              <w:t xml:space="preserve">Why hydraulic machines (car lifts in Changamwe, sugar presses in Mumias, hospital beds in Kenyatta National Hospital) can multiply force using only fluid and geometry — and why the crushed jerrycan is different from a hydraulic machine: it collapsed from an uncontrolled pressure difference (P_out &gt; P_in), whereas hydraulic machines use controlled pressure transmission.</w:t>
             </w:r>
           </w:p>
         </w:tc>
@@ -1607,7 +1607,7 @@
                 <w:sz w:val="18"/>
                 <w:szCs w:val="18"/>
               </w:rPr>
-              <w:t xml:space="preserve">Students derived P = ρgh from first principles by considering the weight of a column of liquid above a point. They verified the formula experimentally using a transparent tube filled with liquids of different densities (water, salt water, coloured cooking oil) and measuring the pressure at equal depths — confirming that denser liquids exert greater pressure. Kenya context: Students calculated the water pressure at the base of the Kindaruma Dam on the Tana River and at the bottom of a standard Nairobi household water storage tank (1.5 m tall). Teacher note: The derivation (P = F/A = mg/A = ρVg/A = ρAhg/A = ρgh) should be done step-by-step on the board, with students filling in each step in their notebooks. This derivation connects P = F/A (Lesson 2) directly to P = ρgh.</w:t>
+              <w:t xml:space="preserve">Students observed a step-by-step derivation of P = ρgh from the weight of a liquid column, including a live demonstration confirming that pressure at a given depth is independent of the container's cross-sectional area (using a tall measuring cylinder and a short wide beaker filled to the same depth).</w:t>
             </w:r>
           </w:p>
         </w:tc>
@@ -1639,7 +1639,7 @@
                 <w:sz w:val="18"/>
                 <w:szCs w:val="18"/>
               </w:rPr>
-              <w:t xml:space="preserve">Pressure in a liquid depends ONLY on: (1) the density of the liquid (ρ), (2) gravitational field strength (g = 10 N/kg), and (3) the depth below the surface (h). It does NOT depend on the volume of liquid or the shape of the container (the hydrostatic paradox). Students applied P = ρgh to calculate pressures in dams, water tanks, the Indian Ocean, and Lake Victoria. They also calculated total pressure at depth (P_total = P_atmospheric + ρgh). Teacher note: The hydrostatic paradox (that container shape doesn't matter) is counterintuitive and deserves explicit discussion. Ask: 'Would the pressure at 5 m depth be different in a wide lake vs. a narrow pipe?' — the answer is NO, and students should justify this using the formula.</w:t>
+              <w:t xml:space="preserve">Students learned that pressure in a liquid depends only on the liquid's density (ρ), gravitational field strength (g), and the depth (h) below the surface, expressed as P = ρgh. They calculated specific pressure values at the base of the Sasumua Dam (~400,000 Pa), at 10 m depth in the Indian Ocean off Mombasa (~102,500 Pa), and at the base of a 25 m Nairobi water tower (~250,000 Pa).</w:t>
             </w:r>
           </w:p>
         </w:tc>
@@ -1671,7 +1671,7 @@
                 <w:sz w:val="18"/>
                 <w:szCs w:val="18"/>
               </w:rPr>
-              <w:t xml:space="preserve">Students connected liquid pressure to the broader unit: the jerrycan collapsed because of ATMOSPHERIC pressure (a gas fluid), while dam walls are built thick at the base because of LIQUID pressure (P = ρgh). Both phenomena arise from the same fundamental idea — fluids exert pressure in all directions, and this pressure can do enormous work. DQB update: Students revisited all DQB questions and marked which are now fully resolved. Teacher note: This is the penultimate lesson — push students to identify any remaining gaps before the final synthesis lesson. Prompt model revision to ensure P = ρgh is integrated alongside P = F/A and Pascal's Principle.</w:t>
+              <w:t xml:space="preserve">Students explained that the atmospheric pressure (~100,000 Pa) that crushed the jerrycan is equivalent to the pressure at just 10 m depth in fresh water. This means structures at greater depths — like the Sasumua Dam wall — experience multiples of the force that collapsed the jerrycan, which is why engineers must design these structures with materials strong enough to withstand calculated pressure values, not just rough estimates.</w:t>
             </w:r>
           </w:p>
         </w:tc>
@@ -1724,7 +1724,7 @@
                 <w:sz w:val="18"/>
                 <w:szCs w:val="18"/>
               </w:rPr>
-              <w:t xml:space="preserve">Unit Synthesis: Solving the Jerrycan Mystery and Connecting Pressure to Kenya's World</w:t>
+              <w:t xml:space="preserve">PUTTING IT ALL TOGETHER: Unit Synthesis, Model Finalisation, and Driving Question Board Resolution</w:t>
             </w:r>
           </w:p>
         </w:tc>
@@ -1756,7 +1756,7 @@
                 <w:sz w:val="18"/>
                 <w:szCs w:val="18"/>
               </w:rPr>
-              <w:t xml:space="preserve">Students returned to the original anchoring phenomenon — the crushed jerrycan — and presented their FINAL, fully-developed explanatory models. They also analysed a new, unfamiliar scenario: why does a deep-sea fish brought to the surface die or deform? And why do mountaineers on Mt. Kenya need supplemental oxygen? These transfer tasks tested whether students could apply their full conceptual toolkit to novel situations. Teacher note: Cold-call at least 6 students to present specific parts of the jerrycan explanation — assign roles (atmospheric pressure expert, particle model expert, P = F/A calculator, Pascal's Principle connector). Celebrate the intellectual journey from 'mystery' to 'full explanation.'</w:t>
+              <w:t xml:space="preserve">Students observed the crushed jerrycan collapse and re-inflate in real time, connecting the visible deformation to the invisible pressure differential between the atmosphere and the reduced internal air pressure, and recognised both Boyle Law and atmospheric pressure acting simultaneously.</w:t>
             </w:r>
           </w:p>
         </w:tc>
@@ -1788,7 +1788,7 @@
                 <w:sz w:val="18"/>
                 <w:szCs w:val="18"/>
               </w:rPr>
-              <w:t xml:space="preserve">All forms of pressure — atmospheric, liquid, and transmitted fluid pressure — are unified by the same underlying physics: fluids (gases and liquids) exert force per unit area in all directions. The crushed jerrycan is explained by: (1) steam condensing → fewer gas particles inside → lower internal pressure (particle model + Boyle's Law); (2) external atmospheric pressure (~101.3 kPa) remained unchanged → net inward force; (3) P = F/A quantifies the crushing force; (4) Pascal's Principle shows pressure was transmitted uniformly, causing symmetric collapse. Students also articulated real-world applications: hydraulic brakes in matatus, water towers in Nairobi, dam design on the Tana River, blood pressure in the human body. Teacher note: Ensure every student can verbally explain the jerrycan phenomenon using at least THREE of the unit's key concepts. This is the core competency-based outcome.</w:t>
+              <w:t xml:space="preserve">Students learned that the complete explanation of the crushed jerrycan requires integrating all unit concepts: atmospheric pressure (101,325 Pa at sea level), the pressure differential when internal pressure drops, Boyle Law (PV equals constant) governing the internal air, Pascal principle explaining why the force is distributed uniformly across all jerrycan walls, and P equals rho g h for any liquid-pressure context. They also learned that unanswered questions are not failures but the frontier of future inquiry.</w:t>
             </w:r>
           </w:p>
         </w:tc>
@@ -1820,7 +1820,7 @@
                 <w:sz w:val="18"/>
                 <w:szCs w:val="18"/>
               </w:rPr>
-              <w:t xml:space="preserve">Students completed their Summary Table reflection questions and submitted their final cumulative models. The DQB was reviewed as a class — all major questions posted at the start of the unit should now have evidence-based answers. Teacher note: Photograph the final DQB and each student's final model for assessment purposes. Distribute the Summary Table reflection prompts and allow 10 minutes of silent individual writing. Close the unit by asking: 'The jerrycan crushed itself on Day 1. Today you can explain EXACTLY why. What does that tell you about the power of physics?' — allow open responses to celebrate student growth.</w:t>
+              <w:t xml:space="preserve">Students explained that the jerrycan collapsed because removing internal air reduced internal pressure below atmospheric pressure (101,325 Pa), creating a net inward force on every square centimetre of the jerrycan wall (F equals delta P multiplied by A); the same principles explain the Sasumua Dam wall design, matatu hydraulic brakes, the Mombasa diver experience, the Kenya Meteorological Department barometer, and the medical syringe — demonstrating that the invisible push of fluids is the foundational mechanism behind machines, structures, and life-saving tools across Kenya.</w:t>
             </w:r>
           </w:p>
         </w:tc>
@@ -1944,7 +1944,7 @@
         </w:rPr>
         <w:t xml:space="preserve">© 2026 SeaVuria and ARES. This work is licensed under a </w:t>
       </w:r>
-      <w:hyperlink w:history="1" r:id="rIdbdbujwr7eg1wafq4ddas5">
+      <w:hyperlink w:history="1" r:id="rIdjmfirrgkd0m8inwlv0qy8">
         <w:r>
           <w:rPr>
             <w:rFonts w:ascii="Arial" w:cs="Arial" w:eastAsia="Arial" w:hAnsi="Arial"/>
@@ -1964,7 +1964,7 @@
         </w:rPr>
         <w:t xml:space="preserve"> (</w:t>
       </w:r>
-      <w:hyperlink w:history="1" r:id="rId4seikeu9ryxfldcrdpumw">
+      <w:hyperlink w:history="1" r:id="rIdilnx5asljxsrchjsk1jm0">
         <w:r>
           <w:rPr>
             <w:rFonts w:ascii="Arial" w:cs="Arial" w:eastAsia="Arial" w:hAnsi="Arial"/>
@@ -1984,7 +1984,7 @@
         </w:rPr>
         <w:t xml:space="preserve">). To view a copy of this license, visit </w:t>
       </w:r>
-      <w:hyperlink w:history="1" r:id="rId5zoz_pbqsh4dr6csojolg">
+      <w:hyperlink w:history="1" r:id="rId6l8da92o_xmpaqec0usom">
         <w:r>
           <w:rPr>
             <w:rFonts w:ascii="Arial" w:cs="Arial" w:eastAsia="Arial" w:hAnsi="Arial"/>

--- a/data/outputs/v2/Physics/SS1.1_Pressure/Physics_Pressure_SummaryTable.docx
+++ b/data/outputs/v2/Physics/SS1.1_Pressure/Physics_Pressure_SummaryTable.docx
@@ -1944,7 +1944,7 @@
         </w:rPr>
         <w:t xml:space="preserve">© 2026 SeaVuria and ARES. This work is licensed under a </w:t>
       </w:r>
-      <w:hyperlink w:history="1" r:id="rIdjmfirrgkd0m8inwlv0qy8">
+      <w:hyperlink w:history="1" r:id="rIdssswzvxojqk2i7uiyediv">
         <w:r>
           <w:rPr>
             <w:rFonts w:ascii="Arial" w:cs="Arial" w:eastAsia="Arial" w:hAnsi="Arial"/>
@@ -1964,7 +1964,7 @@
         </w:rPr>
         <w:t xml:space="preserve"> (</w:t>
       </w:r>
-      <w:hyperlink w:history="1" r:id="rIdilnx5asljxsrchjsk1jm0">
+      <w:hyperlink w:history="1" r:id="rIdzfoy1fcolkm20roscdq2f">
         <w:r>
           <w:rPr>
             <w:rFonts w:ascii="Arial" w:cs="Arial" w:eastAsia="Arial" w:hAnsi="Arial"/>
@@ -1984,7 +1984,7 @@
         </w:rPr>
         <w:t xml:space="preserve">). To view a copy of this license, visit </w:t>
       </w:r>
-      <w:hyperlink w:history="1" r:id="rId6l8da92o_xmpaqec0usom">
+      <w:hyperlink w:history="1" r:id="rIdfcuntpqn2df7zy4agrb0s">
         <w:r>
           <w:rPr>
             <w:rFonts w:ascii="Arial" w:cs="Arial" w:eastAsia="Arial" w:hAnsi="Arial"/>

--- a/data/outputs/v2/Physics/SS1.1_Pressure/Physics_Pressure_SummaryTable.docx
+++ b/data/outputs/v2/Physics/SS1.1_Pressure/Physics_Pressure_SummaryTable.docx
@@ -777,7 +777,7 @@
                 <w:sz w:val="18"/>
                 <w:szCs w:val="18"/>
               </w:rPr>
-              <w:t xml:space="preserve">Students explained — using labelled force diagrams and the sentence frame — that the full jerrycan remained intact because inside and outside air pressure were balanced (net force = zero on each face), but removing air from inside reduced the outward push, leaving the larger atmospheric pressure outside to crush the walls inward. This explanation is partial: Lesson 4 will quantify exactly how large atmospheric pressure is and why our bodies are not similarly crushed.</w:t>
+              <w:t xml:space="preserve">Students explained — using labelled force diagrams and the sentence frame — that the sealed jerrycan remained intact because inside and outside air pressure were balanced (net force = zero on each face), but removing air from inside reduced the outward push, leaving the larger atmospheric pressure outside to crush the walls inward. This explanation is partial: Lesson 4 will quantify exactly how large atmospheric pressure is; why our bodies are not similarly crushed was explained in Lesson 1 (body fluids push back equally).</w:t>
             </w:r>
           </w:p>
         </w:tc>
@@ -1944,7 +1944,7 @@
         </w:rPr>
         <w:t xml:space="preserve">© 2026 SeaVuria and ARES. This work is licensed under a </w:t>
       </w:r>
-      <w:hyperlink w:history="1" r:id="rIdssswzvxojqk2i7uiyediv">
+      <w:hyperlink w:history="1" r:id="rIdmsnlojses9qy0-m4z6x9p">
         <w:r>
           <w:rPr>
             <w:rFonts w:ascii="Arial" w:cs="Arial" w:eastAsia="Arial" w:hAnsi="Arial"/>
@@ -1964,7 +1964,7 @@
         </w:rPr>
         <w:t xml:space="preserve"> (</w:t>
       </w:r>
-      <w:hyperlink w:history="1" r:id="rIdzfoy1fcolkm20roscdq2f">
+      <w:hyperlink w:history="1" r:id="rIdf03-j125wmovzgivg_izp">
         <w:r>
           <w:rPr>
             <w:rFonts w:ascii="Arial" w:cs="Arial" w:eastAsia="Arial" w:hAnsi="Arial"/>
@@ -1984,7 +1984,7 @@
         </w:rPr>
         <w:t xml:space="preserve">). To view a copy of this license, visit </w:t>
       </w:r>
-      <w:hyperlink w:history="1" r:id="rIdfcuntpqn2df7zy4agrb0s">
+      <w:hyperlink w:history="1" r:id="rIdt0rgrkhaslvhiae32gm37">
         <w:r>
           <w:rPr>
             <w:rFonts w:ascii="Arial" w:cs="Arial" w:eastAsia="Arial" w:hAnsi="Arial"/>

--- a/data/outputs/v2/Physics/SS1.1_Pressure/Physics_Pressure_SummaryTable.docx
+++ b/data/outputs/v2/Physics/SS1.1_Pressure/Physics_Pressure_SummaryTable.docx
@@ -1944,7 +1944,7 @@
         </w:rPr>
         <w:t xml:space="preserve">© 2026 SeaVuria and ARES. This work is licensed under a </w:t>
       </w:r>
-      <w:hyperlink w:history="1" r:id="rIdmsnlojses9qy0-m4z6x9p">
+      <w:hyperlink w:history="1" r:id="rIdhbwjaizglkl2v3_tzcwc0">
         <w:r>
           <w:rPr>
             <w:rFonts w:ascii="Arial" w:cs="Arial" w:eastAsia="Arial" w:hAnsi="Arial"/>
@@ -1964,7 +1964,7 @@
         </w:rPr>
         <w:t xml:space="preserve"> (</w:t>
       </w:r>
-      <w:hyperlink w:history="1" r:id="rIdf03-j125wmovzgivg_izp">
+      <w:hyperlink w:history="1" r:id="rIduh_kqwdoyco254ldc2hgh">
         <w:r>
           <w:rPr>
             <w:rFonts w:ascii="Arial" w:cs="Arial" w:eastAsia="Arial" w:hAnsi="Arial"/>
@@ -1984,7 +1984,7 @@
         </w:rPr>
         <w:t xml:space="preserve">). To view a copy of this license, visit </w:t>
       </w:r>
-      <w:hyperlink w:history="1" r:id="rIdt0rgrkhaslvhiae32gm37">
+      <w:hyperlink w:history="1" r:id="rIdntmzgzlotdhl8oq7vyd9r">
         <w:r>
           <w:rPr>
             <w:rFonts w:ascii="Arial" w:cs="Arial" w:eastAsia="Arial" w:hAnsi="Arial"/>

--- a/data/outputs/v2/Physics/SS1.1_Pressure/Physics_Pressure_SummaryTable.docx
+++ b/data/outputs/v2/Physics/SS1.1_Pressure/Physics_Pressure_SummaryTable.docx
@@ -227,7 +227,7 @@
                 <w:sz w:val="18"/>
                 <w:szCs w:val="18"/>
               </w:rPr>
-              <w:t xml:space="preserve">DRIVING QUESTION: "Why did the jerrycan crush itself — and how does the invisible push of fluids move mountains, save lives, and power machines across Kenya?"</w:t>
+              <w:t xml:space="preserve">DRIVING QUESTION: Why does a sharp knife cut better than a blunt knife when using the same force?</w:t>
             </w:r>
           </w:p>
         </w:tc>
@@ -532,7 +532,7 @@
                 <w:sz w:val="18"/>
                 <w:szCs w:val="18"/>
               </w:rPr>
-              <w:t xml:space="preserve">The Mystery Begins: Launching the Crushed Jerrycan Phenomenon</w:t>
+              <w:t xml:space="preserve">Anchoring Phenomenon: Why Does the Sharp Knife Cut but the Blunt Knife Only Squash?</w:t>
             </w:r>
           </w:p>
         </w:tc>
@@ -564,7 +564,7 @@
                 <w:sz w:val="18"/>
                 <w:szCs w:val="18"/>
               </w:rPr>
-              <w:t xml:space="preserve">A sealed, empty 20-litre plastic jerrycan slowly crumpled and collapsed inward on all sides after a small amount of air was removed from inside it — even though no one was touching it. When the cap was reopened, air rushed back in and the jerrycan partially recovered its shape.</w:t>
+              <w:t xml:space="preserve">Mama Wanjiru pushes with the same force of 40 N on a sharp knife (edge 0.1 mm thick) and a blunt knife (edge 1 mm thick). The sharp knife slices easily through the tomato and nyama choma; the blunt knife barely cuts and only squashes the food. The person, the force, the food and the size and shape of the knives are the same; the thickness of the edge and the result are different.</w:t>
             </w:r>
           </w:p>
         </w:tc>
@@ -596,7 +596,7 @@
                 <w:sz w:val="18"/>
                 <w:szCs w:val="18"/>
               </w:rPr>
-              <w:t xml:space="preserve">The air around us exerts a real force — called atmospheric pressure — pressing inward on all surfaces from every direction. When the air pressure inside the jerrycan was reduced, the greater atmospheric pressure outside was no longer balanced, and the net inward force crushed the jerrycan. Pressure is force acting per unit area.</w:t>
+              <w:t xml:space="preserve">The same force can give very different results. Something other than the force must be different between the two knives. Our first ideas point to the edge and the small place where the knife touches the food. We have not yet explained it with evidence, and we have many questions on our Driving Question Board.</w:t>
             </w:r>
           </w:p>
         </w:tc>
@@ -628,7 +628,7 @@
                 <w:sz w:val="18"/>
                 <w:szCs w:val="18"/>
               </w:rPr>
-              <w:t xml:space="preserve">The jerrycan crushed itself because removing air from inside created a pressure difference: the atmospheric pressure pushing inward from outside was greater than the reduced air pressure pushing outward from inside. The unbalanced net force pushed the flexible plastic walls inward. The same air pressure acts on our bodies, but our bodies are filled with fluids and tissues that push back equally — so we do not crush.</w:t>
+              <w:t xml:space="preserve">Our first model (Version 1, to be tested): the knives get the same push, but the sharp knife has a thinner edge and touches the food in a smaller place, so it cuts, while the blunt knife touches in a bigger place and only squashes the food. We will test and improve this model in the next lessons using evidence.</w:t>
             </w:r>
           </w:p>
         </w:tc>
@@ -681,7 +681,7 @@
                 <w:sz w:val="18"/>
                 <w:szCs w:val="18"/>
               </w:rPr>
-              <w:t xml:space="preserve">What Is Pressure? Measuring the Invisible Push — Shoes, Scales, and Force Per Unit Area</w:t>
+              <w:t xml:space="preserve">What is Pressure? Force and Area on Flour</w:t>
             </w:r>
           </w:p>
         </w:tc>
@@ -713,7 +713,7 @@
                 <w:sz w:val="18"/>
                 <w:szCs w:val="18"/>
               </w:rPr>
-              <w:t xml:space="preserve">Students observed the collapsed jerrycan (phenomenon revisit), felt the difference between a flat book and a pencil tip pressed with equal force, and collected shoe-sole area and body-weight data to calculate pressure in Pascals across different shoe types.</w:t>
+              <w:t xml:space="preserve">The same 2 kg brick (weight 20 N) made a deeper dent in the flour when it rested on its small face (10 cm x 5 cm) than on its large face (20 cm x 10 cm).</w:t>
             </w:r>
           </w:p>
         </w:tc>
@@ -745,7 +745,7 @@
                 <w:sz w:val="18"/>
                 <w:szCs w:val="18"/>
               </w:rPr>
-              <w:t xml:space="preserve">Pressure is defined as force per unit area (P = F/A) and is measured in Pascals (Pa = N/m²). The same force produces higher pressure when applied over a smaller area. Atmospheric pressure acts inward on all faces of the jerrycan; when the inside air pressure was reduced, the forces became unbalanced and the jerrycan collapsed.</w:t>
+              <w:t xml:space="preserve">Pressure depends on both force and area. Pressure is force acting at right angles per unit area: P = F/A, measured in pascals (Pa), where 1 Pa = 1 N/m2. The large, medium and small faces gave 1,000 Pa, 2,000 Pa and 4,000 Pa.</w:t>
             </w:r>
           </w:p>
         </w:tc>
@@ -777,7 +777,7 @@
                 <w:sz w:val="18"/>
                 <w:szCs w:val="18"/>
               </w:rPr>
-              <w:t xml:space="preserve">Students explained — using labelled force diagrams and the sentence frame — that the sealed jerrycan remained intact because inside and outside air pressure were balanced (net force = zero on each face), but removing air from inside reduced the outward push, leaving the larger atmospheric pressure outside to crush the walls inward. This explanation is partial: Lesson 4 will quantify exactly how large atmospheric pressure is; why our bodies are not similarly crushed was explained in Lesson 1 (body fluids push back equally).</w:t>
+              <w:t xml:space="preserve">The weight (20 N) was the same on every face, but on the smallest area (0.005 m2) the force was concentrated, giving the greatest pressure (4,000 Pa) and the deepest dent. This suggests that Mama Wanjiru's sharp knife, with the same force on a much smaller edge area, can give a greater pressure. We will calculate this in Lesson 3.</w:t>
             </w:r>
           </w:p>
         </w:tc>
@@ -830,7 +830,7 @@
                 <w:sz w:val="18"/>
                 <w:szCs w:val="18"/>
               </w:rPr>
-              <w:t xml:space="preserve">Going Deeper: Factors Affecting Pressure in Liquids</w:t>
+              <w:t xml:space="preserve">How Does Area Affect Pressure? Calculating Pressure for Knives, Camel Feet and Shoes</w:t>
             </w:r>
           </w:p>
         </w:tc>
@@ -862,7 +862,7 @@
                 <w:sz w:val="18"/>
                 <w:szCs w:val="18"/>
               </w:rPr>
-              <w:t xml:space="preserve">Water jets from holes at different depths in a plastic bottle: the deeper the hole, the farther the jet traveled. The jet from a salt-water bottle at the same depth traveled farther than the jet from a fresh-water bottle.</w:t>
+              <w:t xml:space="preserve">Same force of 40 N from Mama Wanjiru on both knives, but the contact area differs: sharp knife 5 x 10^-6 m2, blunt knife 5 x 10^-5 m2. Calculated pressures: sharp 8 MPa, blunt 0.8 MPa. Camel (4,000 N, 0.2 m2) gives 20 kPa, the person (600 N, 0.04 m2) gives 15 kPa, and the camel on narrow hooves (0.04 m2) would give 100 kPa.</w:t>
             </w:r>
           </w:p>
         </w:tc>
@@ -894,7 +894,7 @@
                 <w:sz w:val="18"/>
                 <w:szCs w:val="18"/>
               </w:rPr>
-              <w:t xml:space="preserve">Pressure in a liquid depends on three factors: depth (h), density of the liquid (rho), and gravitational field strength (g). Pressure increases as depth increases and as density increases.</w:t>
+              <w:t xml:space="preserve">Using P = F/A, for a constant force the pressure is larger when the area is smaller (inverse relationship). The sharp edge has 10 times less area and gives 10 times more pressure. A heavier object can give a similar pressure if its weight is spread over a larger area.</w:t>
             </w:r>
           </w:p>
         </w:tc>
@@ -926,7 +926,7 @@
                 <w:sz w:val="18"/>
                 <w:szCs w:val="18"/>
               </w:rPr>
-              <w:t xml:space="preserve">At greater depth in a liquid, there is more liquid above that point pressing down, so the pressure is higher. Denser liquids have more mass per unit volume, so they exert more pressure at the same depth. This explains why water at the base of a dam wall pushes much harder on the wall than water near the surface, and it begins to explain why the jerrycan walls experienced large inward forces when the inside air was removed.</w:t>
+              <w:t xml:space="preserve">The sharp knife cuts because, with the same force of 40 N, its thin edge has a much smaller area, so the pressure (8 MPa) is greater than the 2 MPa at which the tomato or meat gives way. The blunt knife, with the same force and a larger area, gives only 0.8 MPa, which is less than 2 MPa, so the food is just squashed. The difference is the area, not the force.</w:t>
             </w:r>
           </w:p>
         </w:tc>
@@ -979,7 +979,7 @@
                 <w:sz w:val="18"/>
                 <w:szCs w:val="18"/>
               </w:rPr>
-              <w:t xml:space="preserve">The Invisible Giant: Proving the Atmosphere Has Weight and Pushes in All Directions</w:t>
+              <w:t xml:space="preserve">Pressure in Liquids and Depth: The Can with Holes and the Dam Wall</w:t>
             </w:r>
           </w:p>
         </w:tc>
@@ -1011,7 +1011,7 @@
                 <w:sz w:val="18"/>
                 <w:szCs w:val="18"/>
               </w:rPr>
-              <w:t xml:space="preserve">Students observed a metal tin implode dramatically when sealed after steam was generated inside and then cooled rapidly in cold water — a controlled replay of the jerrycan phenomenon. They also watched the Magdeburg Hemispheres video showing teams of horses unable to separate two hemispheres held together solely by atmospheric pressure, and annotated a mercury barometer diagram showing how ~760 mm of mercury is supported by atmospheric pressure alone.</w:t>
+              <w:t xml:space="preserve">The water from the lowest hole (15 cm) squirted farthest, and the water from the highest hole (5 cm) squirted the least. Pressure values: 500 Pa at 5 cm, 1,000 Pa at 10 cm, 1,500 Pa at 15 cm. A dam with water 30 m deep has 300 kPa at the base compared with 100 kPa at 10 m depth.</w:t>
             </w:r>
           </w:p>
         </w:tc>
@@ -1043,7 +1043,7 @@
                 <w:sz w:val="18"/>
                 <w:szCs w:val="18"/>
               </w:rPr>
-              <w:t xml:space="preserve">Students learned that the atmosphere is a fluid with weight, and that this weight creates a pressure of approximately 101.3 kPa acting in ALL directions on every surface it contacts. When the air inside a container is removed, the internal pressure drops, the external atmospheric pressure is no longer balanced, and the container is crushed inward. This is exactly what happened to the jerrycan: it was not weak — the atmosphere is simply enormously powerful, and balance is what kept the jerrycan intact.</w:t>
+              <w:t xml:space="preserve">Liquids exert pressure on the walls of their container and in all the places they touch, and this pressure increases with depth. More water above a point means more weight pressing there.</w:t>
             </w:r>
           </w:p>
         </w:tc>
@@ -1075,7 +1075,7 @@
                 <w:sz w:val="18"/>
                 <w:szCs w:val="18"/>
               </w:rPr>
-              <w:t xml:space="preserve">Students explained the jerrycan collapse using the pressure imbalance model: P_outside (atmospheric) = P_inside (air) in the intact jerrycan, creating equilibrium; when internal air was removed, P_outside &gt; P_inside, and the net inward force from the atmosphere overwhelmed the structural strength of the plastic, causing implosion. Students represented this explanation in their ERC organisers, pressure-balance diagrams, and cumulative jerrycan models with labelled arrows.</w:t>
+              <w:t xml:space="preserve">Dam walls are built thicker at the bottom because the pressure there (300 kPa at 30 m) is much larger than near the top, so the wall must withstand more. This extends the knife idea: pressure, not just force, decides what a surface can bear. The sharp knife works because the small area gives a high pressure, and the dam base needs strength because depth gives a high pressure.</w:t>
             </w:r>
           </w:p>
         </w:tc>
@@ -1128,7 +1128,7 @@
                 <w:sz w:val="18"/>
                 <w:szCs w:val="18"/>
               </w:rPr>
-              <w:t xml:space="preserve">Transmission of Pressure in Fluids — Pascal's Principle</w:t>
+              <w:t xml:space="preserve">Factors Affecting Pressure in Liquids: Depth, Density and Direction</w:t>
             </w:r>
           </w:p>
         </w:tc>
@@ -1160,7 +1160,7 @@
                 <w:sz w:val="18"/>
                 <w:szCs w:val="18"/>
               </w:rPr>
-              <w:t xml:space="preserve">Learners pushed a small syringe connected by a water-filled tube to a large syringe and observed the large plunger produce a greater force than the input force. They also watched a hydraulic car-lift at a jua kali garage in Nairobi raise a full Toyota Noah vehicle using a small pump. They recorded that removing air bubbles from the syringe system was essential for reliable pressure transmission.</w:t>
+              <w:t xml:space="preserve">We observed that at the same depth of 10 cm, salt water (1,030 Pa) gave a larger pressure than water (1,000 Pa), and cooking oil (920 Pa) gave a smaller pressure. We saw that containers of different shapes and amounts of water gave the same pressure at the same depth, and that streams from holes at the same depth were equal in all directions.</w:t>
             </w:r>
           </w:p>
         </w:tc>
@@ -1192,7 +1192,7 @@
                 <w:sz w:val="18"/>
                 <w:szCs w:val="18"/>
               </w:rPr>
-              <w:t xml:space="preserve">Learners learned that pressure applied to an enclosed fluid is transmitted equally and undiminished in all directions (Pascal's Principle). They derived and applied the equation F₁/A₁ = F₂/A₂ to show that a small force on a small piston creates the same pressure as a large force on a large piston. They connected this to real Kenyan hydraulic machines: sugarcane presses in Mumias, matatu brake systems, and hydraulic lifts in Nairobi garages.</w:t>
+              <w:t xml:space="preserve">We learned that liquid pressure increases with depth and with density, but does not depend on container shape or the amount of liquid. At the same depth the pressure acts equally in all directions.</w:t>
             </w:r>
           </w:p>
         </w:tc>
@@ -1224,7 +1224,7 @@
                 <w:sz w:val="18"/>
                 <w:szCs w:val="18"/>
               </w:rPr>
-              <w:t xml:space="preserve">Learners explained that the same pressure-transmission principle that allowed the atmosphere to crush the jerrycan (uncontrolled pressure difference) is deliberately harnessed in hydraulic machines (controlled pressure difference). The jerrycan collapsed because external atmospheric pressure exceeded internal pressure; hydraulic machines exploit the fact that pressure is equal throughout an enclosed fluid — so by choosing output piston areas much larger than input piston areas, engineers multiply force to lift heavy loads, press sugarcane, and stop matatus safely.</w:t>
+              <w:t xml:space="preserve">This helps explain the knife question by showing that pressure depends on particular quantities, not on how large or heavy something looks. For the knives, the force (40 N) is the same and the area is different, so the pressure is different. In liquids, depth and density decide the pressure. We still need to learn how to calculate liquid pressure and bring all the ideas together to fully explain why the sharp knife cuts.</w:t>
             </w:r>
           </w:p>
         </w:tc>
@@ -1277,7 +1277,7 @@
                 <w:sz w:val="18"/>
                 <w:szCs w:val="18"/>
               </w:rPr>
-              <w:t xml:space="preserve">Liquid Pressure: Depth, Density, and the Formula P = ρgh</w:t>
+              <w:t xml:space="preserve">Applying P = ρgh: Deriving the Liquid Pressure Equation and Calculating Pressure in Lake Victoria and Dams</w:t>
             </w:r>
           </w:p>
         </w:tc>
@@ -1309,7 +1309,7 @@
                 <w:sz w:val="18"/>
                 <w:szCs w:val="18"/>
               </w:rPr>
-              <w:t xml:space="preserve">Water squirting from holes at different depths in a plastic bottle travelled different distances — the deepest hole shot water the farthest. Salt water jets travelled farther than fresh water jets from the same depth.</w:t>
+              <w:t xml:space="preserve">We worked out the pressure of water at different depths: Lake Victoria 10 m = 100 kPa, 20 m = 200 kPa, 40 m = 400 kPa, and the base of a dam 30 m deep = 300 kPa. When the column base was 1 m2 or 2 m2, the pressure was the same at the same depth.</w:t>
             </w:r>
           </w:p>
         </w:tc>
@@ -1341,7 +1341,7 @@
                 <w:sz w:val="18"/>
                 <w:szCs w:val="18"/>
               </w:rPr>
-              <w:t xml:space="preserve">Liquid pressure increases with depth (h) and with the density (ρ) of the liquid, and can be calculated using P = ρgh, where g is the gravitational field strength (10 N/kg). Pressure acts in all directions at any given depth.</w:t>
+              <w:t xml:space="preserve">Liquid pressure comes from the weight of the liquid above. Using P = F/A, W = mg, m = ρV and V = Ah, we get P = ρgh. Pressure depends on the density ρ and depth h, not on the width of the lake or the amount of water. Pressure in kPa = pressure in Pa divided by 1,000.</w:t>
             </w:r>
           </w:p>
         </w:tc>
@@ -1373,7 +1373,7 @@
                 <w:sz w:val="18"/>
                 <w:szCs w:val="18"/>
               </w:rPr>
-              <w:t xml:space="preserve">Liquid pressure pushes outward on container walls and is greatest at the base. The jerrycan in our phenomenon was empty and sealed, so it collapsed because air removal lowered the inside air pressure below the atmospheric pressure outside. P = ρgh gives liquid pressure, which we compare with atmospheric pressure.</w:t>
+              <w:t xml:space="preserve">The pressure in a liquid rises with depth because a deeper column has more weight pressing on each square metre. This is why a dam wall is thicker at the bottom (300 kPa at 30 m compared with 100 kPa at 10 m). It is the same idea as the knives: pressure is force on an area; with the knives the force (40 N) was the same but the area was different, so the pressures were different.</w:t>
             </w:r>
           </w:p>
         </w:tc>
@@ -1426,7 +1426,7 @@
                 <w:sz w:val="18"/>
                 <w:szCs w:val="18"/>
               </w:rPr>
-              <w:t xml:space="preserve">Pascal's Principle &amp; Hydraulic Systems — Pressure Transmitted, Power Multiplied</w:t>
+              <w:t xml:space="preserve">Atmospheric Pressure and Its Effects</w:t>
             </w:r>
           </w:p>
         </w:tc>
@@ -1458,7 +1458,7 @@
                 <w:sz w:val="18"/>
                 <w:szCs w:val="18"/>
               </w:rPr>
-              <w:t xml:space="preserve">Learners pushed a small syringe plunger connected by water-filled tubing to a large syringe and observed the large plunger rise and lift a 200 g mass — a force greater than the input force. They also watched a hydraulic car lift in a Nairobi garage operate using the same principle at industrial scale.</w:t>
+              <w:t xml:space="preserve">The water stayed in the inverted glass with the cardboard; the heated can collapsed when cooled in water; the straw held liquid when the top was closed; ears pop when travelling to higher places such as Nairobi; atmospheric pressure values fall from Mombasa 101 kPa to Kisumu 89 kPa, Nairobi 83 kPa and Mount Kenya 54 kPa.</w:t>
             </w:r>
           </w:p>
         </w:tc>
@@ -1490,7 +1490,7 @@
                 <w:sz w:val="18"/>
                 <w:szCs w:val="18"/>
               </w:rPr>
-              <w:t xml:space="preserve">Pressure applied to a confined fluid is transmitted undiminished in all directions (Pascal's Principle). In a hydraulic system, F₁/A₁ = F₂/A₂, allowing a small force on a small area to produce a large force on a large area. The jerrycan collapse is different: it was caused by an uncontrolled pressure difference (P_out &gt; P_in), not by pressure transmission in an enclosed fluid.</w:t>
+              <w:t xml:space="preserve">Air has weight, so it exerts atmospheric pressure, about 101 kPa (101,000 Pa) at sea level, and it acts on every surface. Atmospheric pressure decreases with altitude. The air force on the glass mouth is F = P x A = 101,000 x 0.004 = 404 N, much more than the 2.5 N water weight. Air does not make one knife cut better than the other because it pushes equally on both.</w:t>
             </w:r>
           </w:p>
         </w:tc>
@@ -1522,7 +1522,7 @@
                 <w:sz w:val="18"/>
                 <w:szCs w:val="18"/>
               </w:rPr>
-              <w:t xml:space="preserve">Why hydraulic machines (car lifts in Changamwe, sugar presses in Mumias, hospital beds in Kenyatta National Hospital) can multiply force using only fluid and geometry — and why the crushed jerrycan is different from a hydraulic machine: it collapsed from an uncontrolled pressure difference (P_out &gt; P_in), whereas hydraulic machines use controlled pressure transmission.</w:t>
+              <w:t xml:space="preserve">The cardboard stays because the upward force of air (404 N) is much greater than the weight of the water (2.5 N). The can collapses because the pressure inside falls and outside air pushes it in. Ears pop because outside pressure falls as altitude rises. The straw works because atmospheric pressure pushes liquid up when pressure in the straw is lowered. For the knives, the same force (40 N) acts on different areas, so the difference is area, not air.</w:t>
             </w:r>
           </w:p>
         </w:tc>
@@ -1575,7 +1575,7 @@
                 <w:sz w:val="18"/>
                 <w:szCs w:val="18"/>
               </w:rPr>
-              <w:t xml:space="preserve">Pressure in Liquids: Deriving and Applying P = ρgh</w:t>
+              <w:t xml:space="preserve">Transmission of Pressure in Fluids: Pascal's Principle in Syringes, Hydraulic Jacks and Brakes</w:t>
             </w:r>
           </w:p>
         </w:tc>
@@ -1607,7 +1607,7 @@
                 <w:sz w:val="18"/>
                 <w:szCs w:val="18"/>
               </w:rPr>
-              <w:t xml:space="preserve">Students observed a step-by-step derivation of P = ρgh from the weight of a liquid column, including a live demonstration confirming that pressure at a given depth is independent of the container's cross-sectional area (using a tall measuring cylinder and a short wide beaker filled to the same depth).</w:t>
+              <w:t xml:space="preserve">We observed that when we pushed the small syringe plunger, the water in the closed tube moved the large plunger. The small plunger moved farther than the large one. The jack data showed a 50 N effort on a 5 cm2 piston and a 1,000 N load on a 100 cm2 piston, both with a pressure of 100 kPa.</w:t>
             </w:r>
           </w:p>
         </w:tc>
@@ -1639,7 +1639,7 @@
                 <w:sz w:val="18"/>
                 <w:szCs w:val="18"/>
               </w:rPr>
-              <w:t xml:space="preserve">Students learned that pressure in a liquid depends only on the liquid's density (ρ), gravitational field strength (g), and the depth (h) below the surface, expressed as P = ρgh. They calculated specific pressure values at the base of the Sasumua Dam (~400,000 Pa), at 10 m depth in the Indian Ocean off Mombasa (~102,500 Pa), and at the base of a 25 m Nairobi water tower (~250,000 Pa).</w:t>
+              <w:t xml:space="preserve">We learned that pressure applied to an enclosed fluid is transmitted equally in all directions (Pascal's principle). Since F1/A1 = F2/A2, the large piston, with 20 times the area, gives 20 times the force (1,000 N from 50 N). This is used in syringes, hydraulic jacks and brakes.</w:t>
             </w:r>
           </w:p>
         </w:tc>
@@ -1671,7 +1671,7 @@
                 <w:sz w:val="18"/>
                 <w:szCs w:val="18"/>
               </w:rPr>
-              <w:t xml:space="preserve">Students explained that the atmospheric pressure (~100,000 Pa) that crushed the jerrycan is equivalent to the pressure at just 10 m depth in fresh water. This means structures at greater depths — like the Sasumua Dam wall — experience multiples of the force that collapsed the jerrycan, which is why engineers must design these structures with materials strong enough to withstand calculated pressure values, not just rough estimates.</w:t>
+              <w:t xml:space="preserve">We can explain that the knives and the jack both depend on P = F/A. For the knives the force is the same (40 N) and the area is different, so the sharp knife gives 10 times more pressure (8 MPa vs 0.8 MPa). For the jack the pressure is the same (100 kPa) and the area is different, so the force is different (50 N vs 1,000 N). Area is the key in both cases.</w:t>
             </w:r>
           </w:p>
         </w:tc>
@@ -1724,7 +1724,7 @@
                 <w:sz w:val="18"/>
                 <w:szCs w:val="18"/>
               </w:rPr>
-              <w:t xml:space="preserve">PUTTING IT ALL TOGETHER: Unit Synthesis, Model Finalisation, and Driving Question Board Resolution</w:t>
+              <w:t xml:space="preserve">Applications and Consolidation: Siphon, Dams, Hydraulics and the Final Explanation of the Knife Phenomenon</w:t>
             </w:r>
           </w:p>
         </w:tc>
@@ -1756,7 +1756,7 @@
                 <w:sz w:val="18"/>
                 <w:szCs w:val="18"/>
               </w:rPr>
-              <w:t xml:space="preserve">Students observed the crushed jerrycan collapse and re-inflate in real time, connecting the visible deformation to the invisible pressure differential between the atmosphere and the reduced internal air pressure, and recognised both Boyle Law and atmospheric pressure acting simultaneously.</w:t>
+              <w:t xml:space="preserve">We observed that Mama Wanjiru's sharp knife (edge 0.1 mm) cuts a tomato and nyama choma while the blunt knife (edge 1 mm) only squashes them, though the force is the same 40 N. We also observed a siphon moving water from a higher to a lower level, a dam wall that is thicker at the bottom, and a hydraulic model in which a small effort of 50 N gave a load of 1,000 N.</w:t>
             </w:r>
           </w:p>
         </w:tc>
@@ -1788,7 +1788,7 @@
                 <w:sz w:val="18"/>
                 <w:szCs w:val="18"/>
               </w:rPr>
-              <w:t xml:space="preserve">Students learned that the complete explanation of the crushed jerrycan requires integrating all unit concepts: atmospheric pressure (101,325 Pa at sea level), the pressure differential when internal pressure drops, Boyle Law (PV equals constant) governing the internal air, Pascal principle explaining why the force is distributed uniformly across all jerrycan walls, and P equals rho g h for any liquid-pressure context. They also learned that unanswered questions are not failures but the frontier of future inquiry.</w:t>
+              <w:t xml:space="preserve">We learned that pressure is force per unit area, P = F/A, measured in pascals (Pa). For the same force, a smaller area gives a greater pressure. Liquid pressure increases with depth (300 kPa at 30 m in a dam compared with 100 kPa at 10 m); atmospheric pressure (about 101 kPa at sea level) helps a siphon work; and pressure in an enclosed fluid is transmitted equally, so F1/A1 = F2/A2 lets a jack lift a matatu.</w:t>
             </w:r>
           </w:p>
         </w:tc>
@@ -1820,7 +1820,7 @@
                 <w:sz w:val="18"/>
                 <w:szCs w:val="18"/>
               </w:rPr>
-              <w:t xml:space="preserve">Students explained that the jerrycan collapsed because removing internal air reduced internal pressure below atmospheric pressure (101,325 Pa), creating a net inward force on every square centimetre of the jerrycan wall (F equals delta P multiplied by A); the same principles explain the Sasumua Dam wall design, matatu hydraulic brakes, the Mombasa diver experience, the Kenya Meteorological Department barometer, and the medical syringe — demonstrating that the invisible push of fluids is the foundational mechanism behind machines, structures, and life-saving tools across Kenya.</w:t>
+              <w:t xml:space="preserve">Final Explanation: Mama Wanjiru pushes with the same force of 40 N on both knives. The sharp edge has an area of 5 x 10^-6 m2 and the blunt edge 5 x 10^-5 m2, so the sharp knife gives a pressure of 8 MPa and the blunt knife 0.8 MPa, which is 10 times less. Tomato and meat give way at about 2 MPa, so 8 MPa cuts and 0.8 MPa only squashes. Same force, different area, therefore different pressure; the difference between the knives is the area, not the force.</w:t>
             </w:r>
           </w:p>
         </w:tc>
@@ -1944,7 +1944,7 @@
         </w:rPr>
         <w:t xml:space="preserve">© 2026 SeaVuria and ARES. This work is licensed under a </w:t>
       </w:r>
-      <w:hyperlink w:history="1" r:id="rIdhbwjaizglkl2v3_tzcwc0">
+      <w:hyperlink w:history="1" r:id="rIdryqq1qgstqdwuoimcognx">
         <w:r>
           <w:rPr>
             <w:rFonts w:ascii="Arial" w:cs="Arial" w:eastAsia="Arial" w:hAnsi="Arial"/>
@@ -1964,7 +1964,7 @@
         </w:rPr>
         <w:t xml:space="preserve"> (</w:t>
       </w:r>
-      <w:hyperlink w:history="1" r:id="rIduh_kqwdoyco254ldc2hgh">
+      <w:hyperlink w:history="1" r:id="rIduh-bdltdh3nlttsut3ufg">
         <w:r>
           <w:rPr>
             <w:rFonts w:ascii="Arial" w:cs="Arial" w:eastAsia="Arial" w:hAnsi="Arial"/>
@@ -1984,7 +1984,7 @@
         </w:rPr>
         <w:t xml:space="preserve">). To view a copy of this license, visit </w:t>
       </w:r>
-      <w:hyperlink w:history="1" r:id="rIdntmzgzlotdhl8oq7vyd9r">
+      <w:hyperlink w:history="1" r:id="rIdhujys3zlgthfsrrl2hpcu">
         <w:r>
           <w:rPr>
             <w:rFonts w:ascii="Arial" w:cs="Arial" w:eastAsia="Arial" w:hAnsi="Arial"/>

--- a/data/outputs/v2/Physics/SS1.1_Pressure/Physics_Pressure_SummaryTable.docx
+++ b/data/outputs/v2/Physics/SS1.1_Pressure/Physics_Pressure_SummaryTable.docx
@@ -4,6 +4,7 @@
   <w:body>
     <w:p>
       <w:pPr>
+        <w:keepNext w:val="false"/>
         <w:spacing w:after="30" w:before="0"/>
         <w:jc w:val="center"/>
       </w:pPr>
@@ -23,6 +24,7 @@
     </w:p>
     <w:p>
       <w:pPr>
+        <w:keepNext w:val="false"/>
         <w:spacing w:after="60" w:before="0"/>
         <w:jc w:val="center"/>
       </w:pPr>
@@ -81,6 +83,7 @@
           </w:tcPr>
           <w:p>
             <w:pPr>
+              <w:keepNext w:val="false"/>
               <w:spacing w:after="40" w:before="0"/>
               <w:jc w:val="center"/>
             </w:pPr>
@@ -115,6 +118,7 @@
           </w:tcPr>
           <w:p>
             <w:pPr>
+              <w:keepNext w:val="false"/>
               <w:spacing w:after="40" w:before="0"/>
               <w:jc w:val="left"/>
             </w:pPr>
@@ -147,6 +151,7 @@
           </w:tcPr>
           <w:p>
             <w:pPr>
+              <w:keepNext w:val="false"/>
               <w:spacing w:after="40" w:before="0"/>
               <w:jc w:val="left"/>
             </w:pPr>
@@ -181,6 +186,7 @@
           </w:tcPr>
           <w:p>
             <w:pPr>
+              <w:keepNext w:val="false"/>
               <w:spacing w:after="40" w:before="0"/>
               <w:jc w:val="left"/>
             </w:pPr>
@@ -213,6 +219,7 @@
           </w:tcPr>
           <w:p>
             <w:pPr>
+              <w:keepNext w:val="false"/>
               <w:spacing w:after="40" w:before="0"/>
               <w:jc w:val="left"/>
             </w:pPr>
@@ -273,6 +280,7 @@
           </w:tcPr>
           <w:p>
             <w:pPr>
+              <w:keepNext w:val="false"/>
               <w:spacing w:after="40" w:before="0"/>
               <w:jc w:val="center"/>
             </w:pPr>
@@ -307,6 +315,7 @@
           </w:tcPr>
           <w:p>
             <w:pPr>
+              <w:keepNext w:val="false"/>
               <w:spacing w:after="40" w:before="0"/>
               <w:jc w:val="left"/>
             </w:pPr>
@@ -369,6 +378,7 @@
           </w:tcPr>
           <w:p>
             <w:pPr>
+              <w:keepNext w:val="false"/>
               <w:spacing w:after="40" w:before="0"/>
               <w:jc w:val="left"/>
             </w:pPr>
@@ -401,6 +411,7 @@
           </w:tcPr>
           <w:p>
             <w:pPr>
+              <w:keepNext w:val="false"/>
               <w:spacing w:after="40" w:before="0"/>
               <w:jc w:val="left"/>
             </w:pPr>
@@ -433,6 +444,7 @@
           </w:tcPr>
           <w:p>
             <w:pPr>
+              <w:keepNext w:val="false"/>
               <w:spacing w:after="40" w:before="0"/>
               <w:jc w:val="left"/>
             </w:pPr>
@@ -465,6 +477,7 @@
           </w:tcPr>
           <w:p>
             <w:pPr>
+              <w:keepNext w:val="false"/>
               <w:spacing w:after="40" w:before="0"/>
               <w:jc w:val="left"/>
             </w:pPr>
@@ -499,6 +512,7 @@
           </w:tcPr>
           <w:p>
             <w:pPr>
+              <w:keepNext w:val="false"/>
               <w:spacing w:after="40" w:before="0"/>
               <w:jc w:val="left"/>
             </w:pPr>
@@ -518,6 +532,7 @@
           </w:p>
           <w:p>
             <w:pPr>
+              <w:keepNext w:val="false"/>
               <w:spacing w:after="40" w:before="0"/>
               <w:jc w:val="left"/>
             </w:pPr>
@@ -550,6 +565,7 @@
           </w:tcPr>
           <w:p>
             <w:pPr>
+              <w:keepNext w:val="false"/>
               <w:spacing w:after="40" w:before="0"/>
               <w:jc w:val="left"/>
             </w:pPr>
@@ -582,6 +598,7 @@
           </w:tcPr>
           <w:p>
             <w:pPr>
+              <w:keepNext w:val="false"/>
               <w:spacing w:after="40" w:before="0"/>
               <w:jc w:val="left"/>
             </w:pPr>
@@ -614,6 +631,7 @@
           </w:tcPr>
           <w:p>
             <w:pPr>
+              <w:keepNext w:val="false"/>
               <w:spacing w:after="40" w:before="0"/>
               <w:jc w:val="left"/>
             </w:pPr>
@@ -648,6 +666,7 @@
           </w:tcPr>
           <w:p>
             <w:pPr>
+              <w:keepNext w:val="false"/>
               <w:spacing w:after="40" w:before="0"/>
               <w:jc w:val="left"/>
             </w:pPr>
@@ -667,6 +686,7 @@
           </w:p>
           <w:p>
             <w:pPr>
+              <w:keepNext w:val="false"/>
               <w:spacing w:after="40" w:before="0"/>
               <w:jc w:val="left"/>
             </w:pPr>
@@ -699,6 +719,7 @@
           </w:tcPr>
           <w:p>
             <w:pPr>
+              <w:keepNext w:val="false"/>
               <w:spacing w:after="40" w:before="0"/>
               <w:jc w:val="left"/>
             </w:pPr>
@@ -731,6 +752,7 @@
           </w:tcPr>
           <w:p>
             <w:pPr>
+              <w:keepNext w:val="false"/>
               <w:spacing w:after="40" w:before="0"/>
               <w:jc w:val="left"/>
             </w:pPr>
@@ -763,6 +785,7 @@
           </w:tcPr>
           <w:p>
             <w:pPr>
+              <w:keepNext w:val="false"/>
               <w:spacing w:after="40" w:before="0"/>
               <w:jc w:val="left"/>
             </w:pPr>
@@ -797,6 +820,7 @@
           </w:tcPr>
           <w:p>
             <w:pPr>
+              <w:keepNext w:val="false"/>
               <w:spacing w:after="40" w:before="0"/>
               <w:jc w:val="left"/>
             </w:pPr>
@@ -816,6 +840,7 @@
           </w:p>
           <w:p>
             <w:pPr>
+              <w:keepNext w:val="false"/>
               <w:spacing w:after="40" w:before="0"/>
               <w:jc w:val="left"/>
             </w:pPr>
@@ -848,6 +873,7 @@
           </w:tcPr>
           <w:p>
             <w:pPr>
+              <w:keepNext w:val="false"/>
               <w:spacing w:after="40" w:before="0"/>
               <w:jc w:val="left"/>
             </w:pPr>
@@ -880,6 +906,7 @@
           </w:tcPr>
           <w:p>
             <w:pPr>
+              <w:keepNext w:val="false"/>
               <w:spacing w:after="40" w:before="0"/>
               <w:jc w:val="left"/>
             </w:pPr>
@@ -912,6 +939,7 @@
           </w:tcPr>
           <w:p>
             <w:pPr>
+              <w:keepNext w:val="false"/>
               <w:spacing w:after="40" w:before="0"/>
               <w:jc w:val="left"/>
             </w:pPr>
@@ -946,6 +974,7 @@
           </w:tcPr>
           <w:p>
             <w:pPr>
+              <w:keepNext w:val="false"/>
               <w:spacing w:after="40" w:before="0"/>
               <w:jc w:val="left"/>
             </w:pPr>
@@ -965,6 +994,7 @@
           </w:p>
           <w:p>
             <w:pPr>
+              <w:keepNext w:val="false"/>
               <w:spacing w:after="40" w:before="0"/>
               <w:jc w:val="left"/>
             </w:pPr>
@@ -997,6 +1027,7 @@
           </w:tcPr>
           <w:p>
             <w:pPr>
+              <w:keepNext w:val="false"/>
               <w:spacing w:after="40" w:before="0"/>
               <w:jc w:val="left"/>
             </w:pPr>
@@ -1029,6 +1060,7 @@
           </w:tcPr>
           <w:p>
             <w:pPr>
+              <w:keepNext w:val="false"/>
               <w:spacing w:after="40" w:before="0"/>
               <w:jc w:val="left"/>
             </w:pPr>
@@ -1061,6 +1093,7 @@
           </w:tcPr>
           <w:p>
             <w:pPr>
+              <w:keepNext w:val="false"/>
               <w:spacing w:after="40" w:before="0"/>
               <w:jc w:val="left"/>
             </w:pPr>
@@ -1095,6 +1128,7 @@
           </w:tcPr>
           <w:p>
             <w:pPr>
+              <w:keepNext w:val="false"/>
               <w:spacing w:after="40" w:before="0"/>
               <w:jc w:val="left"/>
             </w:pPr>
@@ -1114,6 +1148,7 @@
           </w:p>
           <w:p>
             <w:pPr>
+              <w:keepNext w:val="false"/>
               <w:spacing w:after="40" w:before="0"/>
               <w:jc w:val="left"/>
             </w:pPr>
@@ -1146,6 +1181,7 @@
           </w:tcPr>
           <w:p>
             <w:pPr>
+              <w:keepNext w:val="false"/>
               <w:spacing w:after="40" w:before="0"/>
               <w:jc w:val="left"/>
             </w:pPr>
@@ -1178,6 +1214,7 @@
           </w:tcPr>
           <w:p>
             <w:pPr>
+              <w:keepNext w:val="false"/>
               <w:spacing w:after="40" w:before="0"/>
               <w:jc w:val="left"/>
             </w:pPr>
@@ -1210,6 +1247,7 @@
           </w:tcPr>
           <w:p>
             <w:pPr>
+              <w:keepNext w:val="false"/>
               <w:spacing w:after="40" w:before="0"/>
               <w:jc w:val="left"/>
             </w:pPr>
@@ -1244,6 +1282,7 @@
           </w:tcPr>
           <w:p>
             <w:pPr>
+              <w:keepNext w:val="false"/>
               <w:spacing w:after="40" w:before="0"/>
               <w:jc w:val="left"/>
             </w:pPr>
@@ -1263,6 +1302,7 @@
           </w:p>
           <w:p>
             <w:pPr>
+              <w:keepNext w:val="false"/>
               <w:spacing w:after="40" w:before="0"/>
               <w:jc w:val="left"/>
             </w:pPr>
@@ -1295,6 +1335,7 @@
           </w:tcPr>
           <w:p>
             <w:pPr>
+              <w:keepNext w:val="false"/>
               <w:spacing w:after="40" w:before="0"/>
               <w:jc w:val="left"/>
             </w:pPr>
@@ -1327,6 +1368,7 @@
           </w:tcPr>
           <w:p>
             <w:pPr>
+              <w:keepNext w:val="false"/>
               <w:spacing w:after="40" w:before="0"/>
               <w:jc w:val="left"/>
             </w:pPr>
@@ -1359,6 +1401,7 @@
           </w:tcPr>
           <w:p>
             <w:pPr>
+              <w:keepNext w:val="false"/>
               <w:spacing w:after="40" w:before="0"/>
               <w:jc w:val="left"/>
             </w:pPr>
@@ -1393,6 +1436,7 @@
           </w:tcPr>
           <w:p>
             <w:pPr>
+              <w:keepNext w:val="false"/>
               <w:spacing w:after="40" w:before="0"/>
               <w:jc w:val="left"/>
             </w:pPr>
@@ -1412,6 +1456,7 @@
           </w:p>
           <w:p>
             <w:pPr>
+              <w:keepNext w:val="false"/>
               <w:spacing w:after="40" w:before="0"/>
               <w:jc w:val="left"/>
             </w:pPr>
@@ -1444,6 +1489,7 @@
           </w:tcPr>
           <w:p>
             <w:pPr>
+              <w:keepNext w:val="false"/>
               <w:spacing w:after="40" w:before="0"/>
               <w:jc w:val="left"/>
             </w:pPr>
@@ -1476,6 +1522,7 @@
           </w:tcPr>
           <w:p>
             <w:pPr>
+              <w:keepNext w:val="false"/>
               <w:spacing w:after="40" w:before="0"/>
               <w:jc w:val="left"/>
             </w:pPr>
@@ -1508,6 +1555,7 @@
           </w:tcPr>
           <w:p>
             <w:pPr>
+              <w:keepNext w:val="false"/>
               <w:spacing w:after="40" w:before="0"/>
               <w:jc w:val="left"/>
             </w:pPr>
@@ -1542,6 +1590,7 @@
           </w:tcPr>
           <w:p>
             <w:pPr>
+              <w:keepNext w:val="false"/>
               <w:spacing w:after="40" w:before="0"/>
               <w:jc w:val="left"/>
             </w:pPr>
@@ -1561,6 +1610,7 @@
           </w:p>
           <w:p>
             <w:pPr>
+              <w:keepNext w:val="false"/>
               <w:spacing w:after="40" w:before="0"/>
               <w:jc w:val="left"/>
             </w:pPr>
@@ -1593,6 +1643,7 @@
           </w:tcPr>
           <w:p>
             <w:pPr>
+              <w:keepNext w:val="false"/>
               <w:spacing w:after="40" w:before="0"/>
               <w:jc w:val="left"/>
             </w:pPr>
@@ -1625,6 +1676,7 @@
           </w:tcPr>
           <w:p>
             <w:pPr>
+              <w:keepNext w:val="false"/>
               <w:spacing w:after="40" w:before="0"/>
               <w:jc w:val="left"/>
             </w:pPr>
@@ -1657,6 +1709,7 @@
           </w:tcPr>
           <w:p>
             <w:pPr>
+              <w:keepNext w:val="false"/>
               <w:spacing w:after="40" w:before="0"/>
               <w:jc w:val="left"/>
             </w:pPr>
@@ -1691,6 +1744,7 @@
           </w:tcPr>
           <w:p>
             <w:pPr>
+              <w:keepNext w:val="false"/>
               <w:spacing w:after="40" w:before="0"/>
               <w:jc w:val="left"/>
             </w:pPr>
@@ -1710,6 +1764,7 @@
           </w:p>
           <w:p>
             <w:pPr>
+              <w:keepNext w:val="false"/>
               <w:spacing w:after="40" w:before="0"/>
               <w:jc w:val="left"/>
             </w:pPr>
@@ -1742,6 +1797,7 @@
           </w:tcPr>
           <w:p>
             <w:pPr>
+              <w:keepNext w:val="false"/>
               <w:spacing w:after="40" w:before="0"/>
               <w:jc w:val="left"/>
             </w:pPr>
@@ -1774,6 +1830,7 @@
           </w:tcPr>
           <w:p>
             <w:pPr>
+              <w:keepNext w:val="false"/>
               <w:spacing w:after="40" w:before="0"/>
               <w:jc w:val="left"/>
             </w:pPr>
@@ -1806,6 +1863,7 @@
           </w:tcPr>
           <w:p>
             <w:pPr>
+              <w:keepNext w:val="false"/>
               <w:spacing w:after="40" w:before="0"/>
               <w:jc w:val="left"/>
             </w:pPr>
@@ -1944,7 +2002,7 @@
         </w:rPr>
         <w:t xml:space="preserve">© 2026 SeaVuria and ARES. This work is licensed under a </w:t>
       </w:r>
-      <w:hyperlink w:history="1" r:id="rIdryqq1qgstqdwuoimcognx">
+      <w:hyperlink w:history="1" r:id="rIdsutwlokyxwj5g-9vzegsd">
         <w:r>
           <w:rPr>
             <w:rFonts w:ascii="Arial" w:cs="Arial" w:eastAsia="Arial" w:hAnsi="Arial"/>
@@ -1964,7 +2022,7 @@
         </w:rPr>
         <w:t xml:space="preserve"> (</w:t>
       </w:r>
-      <w:hyperlink w:history="1" r:id="rIduh-bdltdh3nlttsut3ufg">
+      <w:hyperlink w:history="1" r:id="rIdpnesnamfobl7uuof4oozi">
         <w:r>
           <w:rPr>
             <w:rFonts w:ascii="Arial" w:cs="Arial" w:eastAsia="Arial" w:hAnsi="Arial"/>
@@ -1984,7 +2042,7 @@
         </w:rPr>
         <w:t xml:space="preserve">). To view a copy of this license, visit </w:t>
       </w:r>
-      <w:hyperlink w:history="1" r:id="rIdhujys3zlgthfsrrl2hpcu">
+      <w:hyperlink w:history="1" r:id="rIdmwy5-gtwair07i3qyxhjo">
         <w:r>
           <w:rPr>
             <w:rFonts w:ascii="Arial" w:cs="Arial" w:eastAsia="Arial" w:hAnsi="Arial"/>

--- a/data/outputs/v2/Physics/SS1.1_Pressure/Physics_Pressure_SummaryTable.docx
+++ b/data/outputs/v2/Physics/SS1.1_Pressure/Physics_Pressure_SummaryTable.docx
@@ -2002,7 +2002,7 @@
         </w:rPr>
         <w:t xml:space="preserve">© 2026 SeaVuria and ARES. This work is licensed under a </w:t>
       </w:r>
-      <w:hyperlink w:history="1" r:id="rIdsutwlokyxwj5g-9vzegsd">
+      <w:hyperlink w:history="1" r:id="rIdqm8dha_y1vkjtmxcupssg">
         <w:r>
           <w:rPr>
             <w:rFonts w:ascii="Arial" w:cs="Arial" w:eastAsia="Arial" w:hAnsi="Arial"/>
@@ -2022,7 +2022,7 @@
         </w:rPr>
         <w:t xml:space="preserve"> (</w:t>
       </w:r>
-      <w:hyperlink w:history="1" r:id="rIdpnesnamfobl7uuof4oozi">
+      <w:hyperlink w:history="1" r:id="rIdm078vagfviuyymb8syq-1">
         <w:r>
           <w:rPr>
             <w:rFonts w:ascii="Arial" w:cs="Arial" w:eastAsia="Arial" w:hAnsi="Arial"/>
@@ -2042,7 +2042,7 @@
         </w:rPr>
         <w:t xml:space="preserve">). To view a copy of this license, visit </w:t>
       </w:r>
-      <w:hyperlink w:history="1" r:id="rIdmwy5-gtwair07i3qyxhjo">
+      <w:hyperlink w:history="1" r:id="rId2gwqz_9soo6o-g59e1rkw">
         <w:r>
           <w:rPr>
             <w:rFonts w:ascii="Arial" w:cs="Arial" w:eastAsia="Arial" w:hAnsi="Arial"/>
